--- a/reports/Bug_Report_Halyzia_VV1.7.1.docx
+++ b/reports/Bug_Report_Halyzia_VV1.7.1.docx
@@ -13,7 +13,7 @@
     </w:p>
     <w:p>
       <w:pPr>
-        <w:spacing w:after="200"/>
+        <w:spacing w:after="300"/>
       </w:pPr>
       <w:r>
         <w:t xml:space="preserve">Tests démarrés automatiquement via GitHub Actions</w:t>
@@ -104,7 +104,7 @@
     </w:p>
     <w:p>
       <w:pPr>
-        <w:spacing w:before="200"/>
+        <w:spacing w:before="300"/>
       </w:pPr>
       <w:r>
         <w:t xml:space="preserve">Surlignage équipe test :</w:t>
@@ -142,7 +142,7 @@
         <w:spacing w:before="400" w:after="200"/>
       </w:pPr>
       <w:r>
-        <w:t xml:space="preserve">Issue n°43: Issue Utilisateur</w:t>
+        <w:t xml:space="preserve">Issue n°44: [Back log]</w:t>
       </w:r>
     </w:p>
     <w:tbl>
@@ -233,7 +233,7 @@
         <w:tc>
           <w:p>
             <w:r>
-              <w:t xml:space="preserve">Critique — crash / perte de donnees</w:t>
+              <w:t xml:space="preserve">Mineur</w:t>
             </w:r>
           </w:p>
         </w:tc>
@@ -244,51 +244,44 @@
         <w:spacing w:before="200"/>
       </w:pPr>
       <w:r>
-        <w:t xml:space="preserve">Description détaillée :</w:t>
-      </w:r>
-    </w:p>
-    <w:p>
-      <w:r>
-        <w:t xml:space="preserve">git add .
-git rebase --continue
-git push</w:t>
-      </w:r>
-    </w:p>
-    <w:p>
-      <w:pPr>
-        <w:spacing w:before="200"/>
-      </w:pPr>
-      <w:r>
-        <w:t xml:space="preserve">Étapes pour reproduire :</w:t>
-      </w:r>
-    </w:p>
-    <w:p>
-      <w:r>
-        <w:t xml:space="preserve">git add .
-git rebase --continue
-git push</w:t>
-      </w:r>
-    </w:p>
-    <w:p>
-      <w:pPr>
-        <w:spacing w:before="200"/>
-      </w:pPr>
-      <w:r>
-        <w:t xml:space="preserve">Logs / Traceback :</w:t>
-      </w:r>
-    </w:p>
-    <w:p>
-      <w:pPr>
-        <w:jc w:val="left"/>
-      </w:pPr>
-      <w:r>
-        <w:t xml:space="preserve">(copier-coller depuis le terminal)
-```shell
-git add .
-git rebase --continue
-git push
-```</w:t>
-      </w:r>
+        <w:t xml:space="preserve">Description :</w:t>
+      </w:r>
+    </w:p>
+    <w:p>
+      <w:r>
+        <w:t xml:space="preserve">git add . git rebase --continue git push</w:t>
+      </w:r>
+    </w:p>
+    <w:p>
+      <w:pPr>
+        <w:spacing w:before="200"/>
+      </w:pPr>
+      <w:r>
+        <w:t xml:space="preserve">Milestone :</w:t>
+      </w:r>
+    </w:p>
+    <w:p>
+      <w:r>
+        <w:t xml:space="preserve">git add . git rebase --continue git push</w:t>
+      </w:r>
+    </w:p>
+    <w:p>
+      <w:pPr>
+        <w:spacing w:before="200"/>
+      </w:pPr>
+      <w:r>
+        <w:t xml:space="preserve">Commentaire :</w:t>
+      </w:r>
+    </w:p>
+    <w:p>
+      <w:r>
+        <w:t xml:space="preserve">git add . git rebase --continue git push</w:t>
+      </w:r>
+    </w:p>
+    <w:p>
+      <w:pPr>
+        <w:spacing w:after="300"/>
+      </w:pPr>
     </w:p>
     <w:p>
       <w:pPr>
@@ -296,7 +289,7 @@
         <w:spacing w:before="400" w:after="200"/>
       </w:pPr>
       <w:r>
-        <w:t xml:space="preserve">Issue n°42: Issue Test</w:t>
+        <w:t xml:space="preserve">Issue n°43: Issue Utilisateur</w:t>
       </w:r>
     </w:p>
     <w:tbl>
@@ -366,7 +359,7 @@
         <w:tc>
           <w:p>
             <w:r>
-              <w:t xml:space="preserve">31/03/2026</w:t>
+              <w:t xml:space="preserve">01/04/2026</w:t>
             </w:r>
           </w:p>
         </w:tc>
@@ -398,12 +391,84 @@
         <w:spacing w:before="200"/>
       </w:pPr>
       <w:r>
-        <w:t xml:space="preserve">Description détaillée :</w:t>
-      </w:r>
-    </w:p>
-    <w:p>
-      <w:r>
-        <w:t xml:space="preserve">hhhhhhhhhhh</w:t>
+        <w:t xml:space="preserve">Version concernée :</w:t>
+      </w:r>
+    </w:p>
+    <w:p>
+      <w:r>
+        <w:t xml:space="preserve">Halyzia concernee
+V1.7.1</w:t>
+      </w:r>
+    </w:p>
+    <w:p>
+      <w:pPr>
+        <w:spacing w:before="200"/>
+      </w:pPr>
+      <w:r>
+        <w:t xml:space="preserve">Workflow :</w:t>
+      </w:r>
+    </w:p>
+    <w:p>
+      <w:r>
+        <w:t xml:space="preserve">en cours quand le bug est apparu
+""</w:t>
+      </w:r>
+    </w:p>
+    <w:p>
+      <w:pPr>
+        <w:spacing w:before="200"/>
+      </w:pPr>
+      <w:r>
+        <w:t xml:space="preserve">Format du fichier :</w:t>
+      </w:r>
+    </w:p>
+    <w:p>
+      <w:r>
+        <w:t xml:space="preserve">du fichier EEG utilise
+.ncs</w:t>
+      </w:r>
+    </w:p>
+    <w:p>
+      <w:pPr>
+        <w:spacing w:before="200"/>
+      </w:pPr>
+      <w:r>
+        <w:t xml:space="preserve">PC utilisé :</w:t>
+      </w:r>
+    </w:p>
+    <w:p>
+      <w:r>
+        <w:t xml:space="preserve">utilise
+git add . git rebgit add . git rebase --continue git pushase --continue git push</w:t>
+      </w:r>
+    </w:p>
+    <w:p>
+      <w:pPr>
+        <w:spacing w:before="200"/>
+      </w:pPr>
+      <w:r>
+        <w:t xml:space="preserve">Testeur :</w:t>
+      </w:r>
+    </w:p>
+    <w:p>
+      <w:r>
+        <w:t xml:space="preserve">git agit add . git rebase --continue git pushdd . git rebase --continue git push</w:t>
+      </w:r>
+    </w:p>
+    <w:p>
+      <w:pPr>
+        <w:spacing w:before="200"/>
+      </w:pPr>
+      <w:r>
+        <w:t xml:space="preserve">Description :</w:t>
+      </w:r>
+    </w:p>
+    <w:p>
+      <w:r>
+        <w:t xml:space="preserve">du bug
+git add .
+git rebase --continue
+git push</w:t>
       </w:r>
     </w:p>
     <w:p>
@@ -416,26 +481,33 @@
     </w:p>
     <w:p>
       <w:r>
-        <w:t xml:space="preserve">hhhhhhhhhhh</w:t>
-      </w:r>
-    </w:p>
-    <w:p>
-      <w:pPr>
-        <w:spacing w:before="200"/>
-      </w:pPr>
-      <w:r>
-        <w:t xml:space="preserve">Logs / Traceback :</w:t>
-      </w:r>
-    </w:p>
-    <w:p>
-      <w:pPr>
-        <w:jc w:val="left"/>
-      </w:pPr>
+        <w:t xml:space="preserve">git add .
+git rebase --continue
+git push</w:t>
+      </w:r>
+    </w:p>
+    <w:p>
+      <w:pPr>
+        <w:spacing w:before="200"/>
+      </w:pPr>
+      <w:r>
+        <w:t xml:space="preserve">Logs / Erreurs :</w:t>
+      </w:r>
+    </w:p>
+    <w:p>
       <w:r>
         <w:t xml:space="preserve">(copier-coller depuis le terminal)
 ```shell
+git add .
+git rebase --continue
+git push
 ```</w:t>
       </w:r>
+    </w:p>
+    <w:p>
+      <w:pPr>
+        <w:spacing w:after="300"/>
+      </w:pPr>
     </w:p>
     <w:p>
       <w:pPr>
@@ -443,7 +515,7 @@
         <w:spacing w:before="400" w:after="200"/>
       </w:pPr>
       <w:r>
-        <w:t xml:space="preserve">Issue n°40: Issue Test</w:t>
+        <w:t xml:space="preserve">Issue n°42: Issue Test</w:t>
       </w:r>
     </w:p>
     <w:tbl>
@@ -545,7 +617,282 @@
         <w:spacing w:before="200"/>
       </w:pPr>
       <w:r>
-        <w:t xml:space="preserve">Description détaillée :</w:t>
+        <w:t xml:space="preserve">Version concernée :</w:t>
+      </w:r>
+    </w:p>
+    <w:p>
+      <w:r>
+        <w:t xml:space="preserve">Halyzia concernee
+V1.7.1</w:t>
+      </w:r>
+    </w:p>
+    <w:p>
+      <w:pPr>
+        <w:spacing w:before="200"/>
+      </w:pPr>
+      <w:r>
+        <w:t xml:space="preserve">Workflow :</w:t>
+      </w:r>
+    </w:p>
+    <w:p>
+      <w:r>
+        <w:t xml:space="preserve">en cours quand le bug est apparu
+""</w:t>
+      </w:r>
+    </w:p>
+    <w:p>
+      <w:pPr>
+        <w:spacing w:before="200"/>
+      </w:pPr>
+      <w:r>
+        <w:t xml:space="preserve">Format du fichier :</w:t>
+      </w:r>
+    </w:p>
+    <w:p>
+      <w:r>
+        <w:t xml:space="preserve">du fichier EEG utilise
+.ncs</w:t>
+      </w:r>
+    </w:p>
+    <w:p>
+      <w:pPr>
+        <w:spacing w:before="200"/>
+      </w:pPr>
+      <w:r>
+        <w:t xml:space="preserve">PC utilisé :</w:t>
+      </w:r>
+    </w:p>
+    <w:p>
+      <w:r>
+        <w:t xml:space="preserve">utilise
+hhhhhhhhhhh</w:t>
+      </w:r>
+    </w:p>
+    <w:p>
+      <w:pPr>
+        <w:spacing w:before="200"/>
+      </w:pPr>
+      <w:r>
+        <w:t xml:space="preserve">Testeur :</w:t>
+      </w:r>
+    </w:p>
+    <w:p>
+      <w:r>
+        <w:t xml:space="preserve">hhhhhhhhhhh</w:t>
+      </w:r>
+    </w:p>
+    <w:p>
+      <w:pPr>
+        <w:spacing w:before="200"/>
+      </w:pPr>
+      <w:r>
+        <w:t xml:space="preserve">Description :</w:t>
+      </w:r>
+    </w:p>
+    <w:p>
+      <w:r>
+        <w:t xml:space="preserve">du bug
+hhhhhhhhhhh</w:t>
+      </w:r>
+    </w:p>
+    <w:p>
+      <w:pPr>
+        <w:spacing w:before="200"/>
+      </w:pPr>
+      <w:r>
+        <w:t xml:space="preserve">Étapes pour reproduire :</w:t>
+      </w:r>
+    </w:p>
+    <w:p>
+      <w:r>
+        <w:t xml:space="preserve">hhhhhhhhhhh</w:t>
+      </w:r>
+    </w:p>
+    <w:p>
+      <w:pPr>
+        <w:spacing w:before="200"/>
+      </w:pPr>
+      <w:r>
+        <w:t xml:space="preserve">Logs / Erreurs :</w:t>
+      </w:r>
+    </w:p>
+    <w:p>
+      <w:r>
+        <w:t xml:space="preserve">(copier-coller depuis le terminal)
+```shell
+```</w:t>
+      </w:r>
+    </w:p>
+    <w:p>
+      <w:pPr>
+        <w:spacing w:after="300"/>
+      </w:pPr>
+    </w:p>
+    <w:p>
+      <w:pPr>
+        <w:pStyle w:val="Heading2"/>
+        <w:spacing w:before="400" w:after="200"/>
+      </w:pPr>
+      <w:r>
+        <w:t xml:space="preserve">Issue n°40: Issue Test</w:t>
+      </w:r>
+    </w:p>
+    <w:tbl>
+      <w:tblPr>
+        <w:tblW w:type="pct" w:w="100%"/>
+        <w:tblBorders>
+          <w:top w:val="single"/>
+          <w:left w:val="single" w:color="auto" w:sz="4"/>
+          <w:bottom w:val="single"/>
+          <w:right w:val="single" w:color="auto" w:sz="4"/>
+          <w:insideH w:val="single" w:color="auto" w:sz="4"/>
+          <w:insideV w:val="single" w:color="auto" w:sz="4"/>
+        </w:tblBorders>
+      </w:tblPr>
+      <w:tblGrid>
+        <w:gridCol w:w="100"/>
+        <w:gridCol w:w="100"/>
+        <w:gridCol w:w="100"/>
+        <w:gridCol w:w="100"/>
+        <w:gridCol w:w="100"/>
+      </w:tblGrid>
+      <w:tr>
+        <w:tc>
+          <w:p>
+            <w:r>
+              <w:t xml:space="preserve">Nom</w:t>
+            </w:r>
+          </w:p>
+        </w:tc>
+        <w:tc>
+          <w:p>
+            <w:r>
+              <w:t xml:space="preserve">Date</w:t>
+            </w:r>
+          </w:p>
+        </w:tc>
+        <w:tc>
+          <w:p>
+            <w:r>
+              <w:t xml:space="preserve">Statut</w:t>
+            </w:r>
+          </w:p>
+        </w:tc>
+        <w:tc>
+          <w:p>
+            <w:r>
+              <w:t xml:space="preserve">Remarque</w:t>
+            </w:r>
+          </w:p>
+        </w:tc>
+        <w:tc>
+          <w:p>
+            <w:r>
+              <w:t xml:space="preserve">Gravité</w:t>
+            </w:r>
+          </w:p>
+        </w:tc>
+      </w:tr>
+      <w:tr>
+        <w:tc>
+          <w:p>
+            <w:r>
+              <w:t xml:space="preserve">Messaouda-H</w:t>
+            </w:r>
+          </w:p>
+        </w:tc>
+        <w:tc>
+          <w:p>
+            <w:r>
+              <w:t xml:space="preserve">31/03/2026</w:t>
+            </w:r>
+          </w:p>
+        </w:tc>
+        <w:tc>
+          <w:p>
+            <w:r>
+              <w:t xml:space="preserve">Open</w:t>
+            </w:r>
+          </w:p>
+        </w:tc>
+        <w:tc>
+          <w:p>
+            <w:r>
+              <w:t xml:space="preserve"/>
+            </w:r>
+          </w:p>
+        </w:tc>
+        <w:tc>
+          <w:p>
+            <w:r>
+              <w:t xml:space="preserve">Critique — crash / perte de donnees</w:t>
+            </w:r>
+          </w:p>
+        </w:tc>
+      </w:tr>
+    </w:tbl>
+    <w:p>
+      <w:pPr>
+        <w:spacing w:before="200"/>
+      </w:pPr>
+      <w:r>
+        <w:t xml:space="preserve">Version concernée :</w:t>
+      </w:r>
+    </w:p>
+    <w:p>
+      <w:r>
+        <w:t xml:space="preserve">Halyzia concernee
+V1.7.1</w:t>
+      </w:r>
+    </w:p>
+    <w:p>
+      <w:pPr>
+        <w:spacing w:before="200"/>
+      </w:pPr>
+      <w:r>
+        <w:t xml:space="preserve">Workflow :</w:t>
+      </w:r>
+    </w:p>
+    <w:p>
+      <w:r>
+        <w:t xml:space="preserve">en cours quand le bug est apparu
+""</w:t>
+      </w:r>
+    </w:p>
+    <w:p>
+      <w:pPr>
+        <w:spacing w:before="200"/>
+      </w:pPr>
+      <w:r>
+        <w:t xml:space="preserve">Format du fichier :</w:t>
+      </w:r>
+    </w:p>
+    <w:p>
+      <w:r>
+        <w:t xml:space="preserve">du fichier EEG utilise
+.ncs</w:t>
+      </w:r>
+    </w:p>
+    <w:p>
+      <w:pPr>
+        <w:spacing w:before="200"/>
+      </w:pPr>
+      <w:r>
+        <w:t xml:space="preserve">PC utilisé :</w:t>
+      </w:r>
+    </w:p>
+    <w:p>
+      <w:r>
+        <w:t xml:space="preserve">utilise
+Issue Test</w:t>
+      </w:r>
+    </w:p>
+    <w:p>
+      <w:pPr>
+        <w:spacing w:before="200"/>
+      </w:pPr>
+      <w:r>
+        <w:t xml:space="preserve">Testeur :</w:t>
       </w:r>
     </w:p>
     <w:p>
@@ -558,6 +905,20 @@
         <w:spacing w:before="200"/>
       </w:pPr>
       <w:r>
+        <w:t xml:space="preserve">Description :</w:t>
+      </w:r>
+    </w:p>
+    <w:p>
+      <w:r>
+        <w:t xml:space="preserve">du bug
+Issue Test</w:t>
+      </w:r>
+    </w:p>
+    <w:p>
+      <w:pPr>
+        <w:spacing w:before="200"/>
+      </w:pPr>
+      <w:r>
         <w:t xml:space="preserve">Étapes pour reproduire :</w:t>
       </w:r>
     </w:p>
@@ -571,19 +932,263 @@
         <w:spacing w:before="200"/>
       </w:pPr>
       <w:r>
-        <w:t xml:space="preserve">Logs / Traceback :</w:t>
-      </w:r>
-    </w:p>
-    <w:p>
-      <w:pPr>
-        <w:jc w:val="left"/>
-      </w:pPr>
+        <w:t xml:space="preserve">Logs / Erreurs :</w:t>
+      </w:r>
+    </w:p>
+    <w:p>
       <w:r>
         <w:t xml:space="preserve">(copier-coller depuis le terminal)
 ```shell
 Issue Test
 ```</w:t>
       </w:r>
+    </w:p>
+    <w:p>
+      <w:pPr>
+        <w:spacing w:after="300"/>
+      </w:pPr>
+    </w:p>
+    <w:p>
+      <w:pPr>
+        <w:pStyle w:val="Heading2"/>
+        <w:spacing w:before="400" w:after="200"/>
+      </w:pPr>
+      <w:r>
+        <w:t xml:space="preserve">Issue n°39: it will work</w:t>
+      </w:r>
+    </w:p>
+    <w:tbl>
+      <w:tblPr>
+        <w:tblW w:type="pct" w:w="100%"/>
+        <w:tblBorders>
+          <w:top w:val="single"/>
+          <w:left w:val="single" w:color="auto" w:sz="4"/>
+          <w:bottom w:val="single"/>
+          <w:right w:val="single" w:color="auto" w:sz="4"/>
+          <w:insideH w:val="single" w:color="auto" w:sz="4"/>
+          <w:insideV w:val="single" w:color="auto" w:sz="4"/>
+        </w:tblBorders>
+      </w:tblPr>
+      <w:tblGrid>
+        <w:gridCol w:w="100"/>
+        <w:gridCol w:w="100"/>
+        <w:gridCol w:w="100"/>
+        <w:gridCol w:w="100"/>
+        <w:gridCol w:w="100"/>
+      </w:tblGrid>
+      <w:tr>
+        <w:tc>
+          <w:p>
+            <w:r>
+              <w:t xml:space="preserve">Nom</w:t>
+            </w:r>
+          </w:p>
+        </w:tc>
+        <w:tc>
+          <w:p>
+            <w:r>
+              <w:t xml:space="preserve">Date</w:t>
+            </w:r>
+          </w:p>
+        </w:tc>
+        <w:tc>
+          <w:p>
+            <w:r>
+              <w:t xml:space="preserve">Statut</w:t>
+            </w:r>
+          </w:p>
+        </w:tc>
+        <w:tc>
+          <w:p>
+            <w:r>
+              <w:t xml:space="preserve">Remarque</w:t>
+            </w:r>
+          </w:p>
+        </w:tc>
+        <w:tc>
+          <w:p>
+            <w:r>
+              <w:t xml:space="preserve">Gravité</w:t>
+            </w:r>
+          </w:p>
+        </w:tc>
+      </w:tr>
+      <w:tr>
+        <w:tc>
+          <w:p>
+            <w:r>
+              <w:t xml:space="preserve">Messaouda-H</w:t>
+            </w:r>
+          </w:p>
+        </w:tc>
+        <w:tc>
+          <w:p>
+            <w:r>
+              <w:t xml:space="preserve">30/03/2026</w:t>
+            </w:r>
+          </w:p>
+        </w:tc>
+        <w:tc>
+          <w:p>
+            <w:r>
+              <w:t xml:space="preserve">Open</w:t>
+            </w:r>
+          </w:p>
+        </w:tc>
+        <w:tc>
+          <w:p>
+            <w:r>
+              <w:t xml:space="preserve"/>
+            </w:r>
+          </w:p>
+        </w:tc>
+        <w:tc>
+          <w:p>
+            <w:r>
+              <w:t xml:space="preserve">Mineur</w:t>
+            </w:r>
+          </w:p>
+        </w:tc>
+      </w:tr>
+    </w:tbl>
+    <w:p>
+      <w:pPr>
+        <w:spacing w:before="200"/>
+      </w:pPr>
+      <w:r>
+        <w:t xml:space="preserve">Description :</w:t>
+      </w:r>
+    </w:p>
+    <w:p>
+      <w:r>
+        <w:t xml:space="preserve">it will work</w:t>
+      </w:r>
+    </w:p>
+    <w:p>
+      <w:pPr>
+        <w:spacing w:after="300"/>
+      </w:pPr>
+    </w:p>
+    <w:p>
+      <w:pPr>
+        <w:pStyle w:val="Heading2"/>
+        <w:spacing w:before="400" w:after="200"/>
+      </w:pPr>
+      <w:r>
+        <w:t xml:space="preserve">Issue n°38: back_log_mima_last</w:t>
+      </w:r>
+    </w:p>
+    <w:tbl>
+      <w:tblPr>
+        <w:tblW w:type="pct" w:w="100%"/>
+        <w:tblBorders>
+          <w:top w:val="single"/>
+          <w:left w:val="single" w:color="auto" w:sz="4"/>
+          <w:bottom w:val="single"/>
+          <w:right w:val="single" w:color="auto" w:sz="4"/>
+          <w:insideH w:val="single" w:color="auto" w:sz="4"/>
+          <w:insideV w:val="single" w:color="auto" w:sz="4"/>
+        </w:tblBorders>
+      </w:tblPr>
+      <w:tblGrid>
+        <w:gridCol w:w="100"/>
+        <w:gridCol w:w="100"/>
+        <w:gridCol w:w="100"/>
+        <w:gridCol w:w="100"/>
+        <w:gridCol w:w="100"/>
+      </w:tblGrid>
+      <w:tr>
+        <w:tc>
+          <w:p>
+            <w:r>
+              <w:t xml:space="preserve">Nom</w:t>
+            </w:r>
+          </w:p>
+        </w:tc>
+        <w:tc>
+          <w:p>
+            <w:r>
+              <w:t xml:space="preserve">Date</w:t>
+            </w:r>
+          </w:p>
+        </w:tc>
+        <w:tc>
+          <w:p>
+            <w:r>
+              <w:t xml:space="preserve">Statut</w:t>
+            </w:r>
+          </w:p>
+        </w:tc>
+        <w:tc>
+          <w:p>
+            <w:r>
+              <w:t xml:space="preserve">Remarque</w:t>
+            </w:r>
+          </w:p>
+        </w:tc>
+        <w:tc>
+          <w:p>
+            <w:r>
+              <w:t xml:space="preserve">Gravité</w:t>
+            </w:r>
+          </w:p>
+        </w:tc>
+      </w:tr>
+      <w:tr>
+        <w:tc>
+          <w:p>
+            <w:r>
+              <w:t xml:space="preserve">Messaouda-H</w:t>
+            </w:r>
+          </w:p>
+        </w:tc>
+        <w:tc>
+          <w:p>
+            <w:r>
+              <w:t xml:space="preserve">30/03/2026</w:t>
+            </w:r>
+          </w:p>
+        </w:tc>
+        <w:tc>
+          <w:p>
+            <w:r>
+              <w:t xml:space="preserve">Open</w:t>
+            </w:r>
+          </w:p>
+        </w:tc>
+        <w:tc>
+          <w:p>
+            <w:r>
+              <w:t xml:space="preserve"/>
+            </w:r>
+          </w:p>
+        </w:tc>
+        <w:tc>
+          <w:p>
+            <w:r>
+              <w:t xml:space="preserve">Mineur</w:t>
+            </w:r>
+          </w:p>
+        </w:tc>
+      </w:tr>
+    </w:tbl>
+    <w:p>
+      <w:pPr>
+        <w:spacing w:before="200"/>
+      </w:pPr>
+      <w:r>
+        <w:t xml:space="preserve">Description :</w:t>
+      </w:r>
+    </w:p>
+    <w:p>
+      <w:r>
+        <w:t xml:space="preserve">mima log</w:t>
+      </w:r>
+    </w:p>
+    <w:p>
+      <w:pPr>
+        <w:spacing w:after="300"/>
+      </w:pPr>
     </w:p>
     <w:sectPr>
       <w:pgSz w:w="11906" w:h="16838" w:orient="portrait"/>

--- a/reports/Bug_Report_Halyzia_VV1.7.1.docx
+++ b/reports/Bug_Report_Halyzia_VV1.7.1.docx
@@ -135,6 +135,226 @@
       <w:r>
         <w:t xml:space="preserve">indique que l’issue a été testée mais non validée</w:t>
       </w:r>
+    </w:p>
+    <w:p>
+      <w:pPr>
+        <w:pStyle w:val="Heading2"/>
+        <w:spacing w:before="400" w:after="200"/>
+      </w:pPr>
+      <w:r>
+        <w:t xml:space="preserve">Issue n°45: Issue Utilisateur</w:t>
+      </w:r>
+    </w:p>
+    <w:tbl>
+      <w:tblPr>
+        <w:tblW w:type="pct" w:w="100%"/>
+        <w:tblBorders>
+          <w:top w:val="single"/>
+          <w:left w:val="single" w:color="auto" w:sz="4"/>
+          <w:bottom w:val="single"/>
+          <w:right w:val="single" w:color="auto" w:sz="4"/>
+          <w:insideH w:val="single" w:color="auto" w:sz="4"/>
+          <w:insideV w:val="single" w:color="auto" w:sz="4"/>
+        </w:tblBorders>
+      </w:tblPr>
+      <w:tblGrid>
+        <w:gridCol w:w="100"/>
+        <w:gridCol w:w="100"/>
+        <w:gridCol w:w="100"/>
+        <w:gridCol w:w="100"/>
+        <w:gridCol w:w="100"/>
+      </w:tblGrid>
+      <w:tr>
+        <w:tc>
+          <w:p>
+            <w:r>
+              <w:t xml:space="preserve">Nom</w:t>
+            </w:r>
+          </w:p>
+        </w:tc>
+        <w:tc>
+          <w:p>
+            <w:r>
+              <w:t xml:space="preserve">Date</w:t>
+            </w:r>
+          </w:p>
+        </w:tc>
+        <w:tc>
+          <w:p>
+            <w:r>
+              <w:t xml:space="preserve">Statut</w:t>
+            </w:r>
+          </w:p>
+        </w:tc>
+        <w:tc>
+          <w:p>
+            <w:r>
+              <w:t xml:space="preserve">Remarque</w:t>
+            </w:r>
+          </w:p>
+        </w:tc>
+        <w:tc>
+          <w:p>
+            <w:r>
+              <w:t xml:space="preserve">Gravité</w:t>
+            </w:r>
+          </w:p>
+        </w:tc>
+      </w:tr>
+      <w:tr>
+        <w:tc>
+          <w:p>
+            <w:r>
+              <w:t xml:space="preserve">Messaouda-H</w:t>
+            </w:r>
+          </w:p>
+        </w:tc>
+        <w:tc>
+          <w:p>
+            <w:r>
+              <w:t xml:space="preserve">01/04/2026</w:t>
+            </w:r>
+          </w:p>
+        </w:tc>
+        <w:tc>
+          <w:p>
+            <w:r>
+              <w:t xml:space="preserve">Open</w:t>
+            </w:r>
+          </w:p>
+        </w:tc>
+        <w:tc>
+          <w:p>
+            <w:r>
+              <w:t xml:space="preserve"/>
+            </w:r>
+          </w:p>
+        </w:tc>
+        <w:tc>
+          <w:p>
+            <w:r>
+              <w:t xml:space="preserve">Critique — crash / perte de donnees</w:t>
+            </w:r>
+          </w:p>
+        </w:tc>
+      </w:tr>
+    </w:tbl>
+    <w:p>
+      <w:pPr>
+        <w:spacing w:before="200"/>
+      </w:pPr>
+      <w:r>
+        <w:t xml:space="preserve">Version concernée :</w:t>
+      </w:r>
+    </w:p>
+    <w:p>
+      <w:r>
+        <w:t xml:space="preserve">Halyzia concernee
+V1.7.1</w:t>
+      </w:r>
+    </w:p>
+    <w:p>
+      <w:pPr>
+        <w:spacing w:before="200"/>
+      </w:pPr>
+      <w:r>
+        <w:t xml:space="preserve">Workflow :</w:t>
+      </w:r>
+    </w:p>
+    <w:p>
+      <w:r>
+        <w:t xml:space="preserve">en cours quand le bug est apparu
+""</w:t>
+      </w:r>
+    </w:p>
+    <w:p>
+      <w:pPr>
+        <w:spacing w:before="200"/>
+      </w:pPr>
+      <w:r>
+        <w:t xml:space="preserve">Format du fichier :</w:t>
+      </w:r>
+    </w:p>
+    <w:p>
+      <w:r>
+        <w:t xml:space="preserve">du fichier EEG utilise
+.ncs</w:t>
+      </w:r>
+    </w:p>
+    <w:p>
+      <w:pPr>
+        <w:spacing w:before="200"/>
+      </w:pPr>
+      <w:r>
+        <w:t xml:space="preserve">PC utilisé :</w:t>
+      </w:r>
+    </w:p>
+    <w:p>
+      <w:r>
+        <w:t xml:space="preserve">utilise
+test</w:t>
+      </w:r>
+    </w:p>
+    <w:p>
+      <w:pPr>
+        <w:spacing w:before="200"/>
+      </w:pPr>
+      <w:r>
+        <w:t xml:space="preserve">Testeur :</w:t>
+      </w:r>
+    </w:p>
+    <w:p>
+      <w:r>
+        <w:t xml:space="preserve">test</w:t>
+      </w:r>
+    </w:p>
+    <w:p>
+      <w:pPr>
+        <w:spacing w:before="200"/>
+      </w:pPr>
+      <w:r>
+        <w:t xml:space="preserve">Description :</w:t>
+      </w:r>
+    </w:p>
+    <w:p>
+      <w:r>
+        <w:t xml:space="preserve">du bug
+test</w:t>
+      </w:r>
+    </w:p>
+    <w:p>
+      <w:pPr>
+        <w:spacing w:before="200"/>
+      </w:pPr>
+      <w:r>
+        <w:t xml:space="preserve">Étapes pour reproduire :</w:t>
+      </w:r>
+    </w:p>
+    <w:p>
+      <w:r>
+        <w:t xml:space="preserve">test</w:t>
+      </w:r>
+    </w:p>
+    <w:p>
+      <w:pPr>
+        <w:spacing w:before="200"/>
+      </w:pPr>
+      <w:r>
+        <w:t xml:space="preserve">Logs / Erreurs :</w:t>
+      </w:r>
+    </w:p>
+    <w:p>
+      <w:r>
+        <w:t xml:space="preserve">(copier-coller depuis le terminal)
+```shell
+test
+```</w:t>
+      </w:r>
+    </w:p>
+    <w:p>
+      <w:pPr>
+        <w:spacing w:after="300"/>
+      </w:pPr>
     </w:p>
     <w:p>
       <w:pPr>

--- a/reports/Bug_Report_Halyzia_VV1.7.1.docx
+++ b/reports/Bug_Report_Halyzia_VV1.7.1.docx
@@ -99,7 +99,7 @@
         <w:t xml:space="preserve">issue </w:t>
       </w:r>
       <w:r>
-        <w:t xml:space="preserve">issue indique que l’issue a été testée qu’elle n’en est pas une (comportement normal, décision technique)</w:t>
+        <w:t xml:space="preserve">issue indique que l’issue a été testée qu’elle n’en est pas une</w:t>
       </w:r>
     </w:p>
     <w:p>
@@ -353,7 +353,7 @@
     </w:p>
     <w:p>
       <w:pPr>
-        <w:spacing w:after="300"/>
+        <w:spacing w:after="400"/>
       </w:pPr>
     </w:p>
     <w:p>
@@ -500,7 +500,7 @@
     </w:p>
     <w:p>
       <w:pPr>
-        <w:spacing w:after="300"/>
+        <w:spacing w:after="400"/>
       </w:pPr>
     </w:p>
     <w:p>
@@ -726,7 +726,7 @@
     </w:p>
     <w:p>
       <w:pPr>
-        <w:spacing w:after="300"/>
+        <w:spacing w:after="400"/>
       </w:pPr>
     </w:p>
     <w:p>
@@ -945,7 +945,7 @@
     </w:p>
     <w:p>
       <w:pPr>
-        <w:spacing w:after="300"/>
+        <w:spacing w:after="400"/>
       </w:pPr>
     </w:p>
     <w:p>
@@ -1165,7 +1165,7 @@
     </w:p>
     <w:p>
       <w:pPr>
-        <w:spacing w:after="300"/>
+        <w:spacing w:after="400"/>
       </w:pPr>
     </w:p>
     <w:p>
@@ -1286,7 +1286,7 @@
     </w:p>
     <w:p>
       <w:pPr>
-        <w:spacing w:after="300"/>
+        <w:spacing w:after="400"/>
       </w:pPr>
     </w:p>
     <w:p>
@@ -1407,7 +1407,7 @@
     </w:p>
     <w:p>
       <w:pPr>
-        <w:spacing w:after="300"/>
+        <w:spacing w:after="400"/>
       </w:pPr>
     </w:p>
     <w:sectPr>

--- a/reports/Bug_Report_Halyzia_VV1.7.1.docx
+++ b/reports/Bug_Report_Halyzia_VV1.7.1.docx
@@ -8,7 +8,7 @@
         <w:jc w:val="center"/>
       </w:pPr>
       <w:r>
-        <w:t xml:space="preserve">Halyzia® release : V1.7.1 livré le 01/04/2026</w:t>
+        <w:t xml:space="preserve">Halyzia® release : V1.7.1 livré le 02/04/2026</w:t>
       </w:r>
     </w:p>
     <w:p>

--- a/reports/Bug_Report_Halyzia_VV1.7.1.docx
+++ b/reports/Bug_Report_Halyzia_VV1.7.1.docx
@@ -8,7 +8,7 @@
         <w:jc w:val="center"/>
       </w:pPr>
       <w:r>
-        <w:t xml:space="preserve">Halyzia® release : V1.7.1 livré le 02/04/2026</w:t>
+        <w:t xml:space="preserve">Halyzia® release : V1.7.1 généré le 02/04/2026</w:t>
       </w:r>
     </w:p>
     <w:p>
@@ -135,6 +135,226 @@
       <w:r>
         <w:t xml:space="preserve">indique que l’issue a été testée mais non validée</w:t>
       </w:r>
+    </w:p>
+    <w:p>
+      <w:pPr>
+        <w:pStyle w:val="Heading2"/>
+        <w:spacing w:before="400" w:after="200"/>
+      </w:pPr>
+      <w:r>
+        <w:t xml:space="preserve">Issue n°46: Issue Test 02/04/2026</w:t>
+      </w:r>
+    </w:p>
+    <w:tbl>
+      <w:tblPr>
+        <w:tblW w:type="pct" w:w="100%"/>
+        <w:tblBorders>
+          <w:top w:val="single"/>
+          <w:left w:val="single" w:color="auto" w:sz="4"/>
+          <w:bottom w:val="single"/>
+          <w:right w:val="single" w:color="auto" w:sz="4"/>
+          <w:insideH w:val="single" w:color="auto" w:sz="4"/>
+          <w:insideV w:val="single" w:color="auto" w:sz="4"/>
+        </w:tblBorders>
+      </w:tblPr>
+      <w:tblGrid>
+        <w:gridCol w:w="100"/>
+        <w:gridCol w:w="100"/>
+        <w:gridCol w:w="100"/>
+        <w:gridCol w:w="100"/>
+        <w:gridCol w:w="100"/>
+      </w:tblGrid>
+      <w:tr>
+        <w:tc>
+          <w:p>
+            <w:r>
+              <w:t xml:space="preserve">Nom</w:t>
+            </w:r>
+          </w:p>
+        </w:tc>
+        <w:tc>
+          <w:p>
+            <w:r>
+              <w:t xml:space="preserve">Date</w:t>
+            </w:r>
+          </w:p>
+        </w:tc>
+        <w:tc>
+          <w:p>
+            <w:r>
+              <w:t xml:space="preserve">Statut</w:t>
+            </w:r>
+          </w:p>
+        </w:tc>
+        <w:tc>
+          <w:p>
+            <w:r>
+              <w:t xml:space="preserve">Remarque</w:t>
+            </w:r>
+          </w:p>
+        </w:tc>
+        <w:tc>
+          <w:p>
+            <w:r>
+              <w:t xml:space="preserve">Gravité</w:t>
+            </w:r>
+          </w:p>
+        </w:tc>
+      </w:tr>
+      <w:tr>
+        <w:tc>
+          <w:p>
+            <w:r>
+              <w:t xml:space="preserve">Messaouda-H</w:t>
+            </w:r>
+          </w:p>
+        </w:tc>
+        <w:tc>
+          <w:p>
+            <w:r>
+              <w:t xml:space="preserve">02/04/2026</w:t>
+            </w:r>
+          </w:p>
+        </w:tc>
+        <w:tc>
+          <w:p>
+            <w:r>
+              <w:t xml:space="preserve">Open</w:t>
+            </w:r>
+          </w:p>
+        </w:tc>
+        <w:tc>
+          <w:p>
+            <w:r>
+              <w:t xml:space="preserve"/>
+            </w:r>
+          </w:p>
+        </w:tc>
+        <w:tc>
+          <w:p>
+            <w:r>
+              <w:t xml:space="preserve">Critique — crash / perte de donnees</w:t>
+            </w:r>
+          </w:p>
+        </w:tc>
+      </w:tr>
+    </w:tbl>
+    <w:p>
+      <w:pPr>
+        <w:spacing w:before="200"/>
+      </w:pPr>
+      <w:r>
+        <w:t xml:space="preserve">Version concernée :</w:t>
+      </w:r>
+    </w:p>
+    <w:p>
+      <w:r>
+        <w:t xml:space="preserve">Halyzia concernee
+V1.7.1</w:t>
+      </w:r>
+    </w:p>
+    <w:p>
+      <w:pPr>
+        <w:spacing w:before="200"/>
+      </w:pPr>
+      <w:r>
+        <w:t xml:space="preserve">Workflow :</w:t>
+      </w:r>
+    </w:p>
+    <w:p>
+      <w:r>
+        <w:t xml:space="preserve">en cours quand le bug est apparu
+""</w:t>
+      </w:r>
+    </w:p>
+    <w:p>
+      <w:pPr>
+        <w:spacing w:before="200"/>
+      </w:pPr>
+      <w:r>
+        <w:t xml:space="preserve">Format du fichier :</w:t>
+      </w:r>
+    </w:p>
+    <w:p>
+      <w:r>
+        <w:t xml:space="preserve">du fichier EEG utilise
+.ncs</w:t>
+      </w:r>
+    </w:p>
+    <w:p>
+      <w:pPr>
+        <w:spacing w:before="200"/>
+      </w:pPr>
+      <w:r>
+        <w:t xml:space="preserve">PC utilisé :</w:t>
+      </w:r>
+    </w:p>
+    <w:p>
+      <w:r>
+        <w:t xml:space="preserve">utilise
+Issue Test 02/04/2026</w:t>
+      </w:r>
+    </w:p>
+    <w:p>
+      <w:pPr>
+        <w:spacing w:before="200"/>
+      </w:pPr>
+      <w:r>
+        <w:t xml:space="preserve">Testeur :</w:t>
+      </w:r>
+    </w:p>
+    <w:p>
+      <w:r>
+        <w:t xml:space="preserve">Issue Test 02/04/2026</w:t>
+      </w:r>
+    </w:p>
+    <w:p>
+      <w:pPr>
+        <w:spacing w:before="200"/>
+      </w:pPr>
+      <w:r>
+        <w:t xml:space="preserve">Description :</w:t>
+      </w:r>
+    </w:p>
+    <w:p>
+      <w:r>
+        <w:t xml:space="preserve">du bug
+Issue Test 02/04/2026</w:t>
+      </w:r>
+    </w:p>
+    <w:p>
+      <w:pPr>
+        <w:spacing w:before="200"/>
+      </w:pPr>
+      <w:r>
+        <w:t xml:space="preserve">Étapes pour reproduire :</w:t>
+      </w:r>
+    </w:p>
+    <w:p>
+      <w:r>
+        <w:t xml:space="preserve">Issue Test 02/04/2026</w:t>
+      </w:r>
+    </w:p>
+    <w:p>
+      <w:pPr>
+        <w:spacing w:before="200"/>
+      </w:pPr>
+      <w:r>
+        <w:t xml:space="preserve">Logs / Erreurs :</w:t>
+      </w:r>
+    </w:p>
+    <w:p>
+      <w:r>
+        <w:t xml:space="preserve">(copier-coller depuis le terminal)
+```shell
+Issue Test 02/04/2026
+```</w:t>
+      </w:r>
+    </w:p>
+    <w:p>
+      <w:pPr>
+        <w:spacing w:after="400"/>
+      </w:pPr>
     </w:p>
     <w:p>
       <w:pPr>

--- a/reports/Bug_Report_Halyzia_VV1.7.1.docx
+++ b/reports/Bug_Report_Halyzia_VV1.7.1.docx
@@ -8,7 +8,7 @@
         <w:jc w:val="center"/>
       </w:pPr>
       <w:r>
-        <w:t xml:space="preserve">Halyzia® release : V1.7.1 généré le 02/04/2026</w:t>
+        <w:t xml:space="preserve">Halyzia® release : V1.7.1 livré le 02/04/2026</w:t>
       </w:r>
     </w:p>
     <w:p>
@@ -353,6 +353,14 @@
     </w:p>
     <w:p>
       <w:pPr>
+        <w:spacing w:before="300"/>
+      </w:pPr>
+      <w:r>
+        <w:t xml:space="preserve">Captures d'écran :</w:t>
+      </w:r>
+    </w:p>
+    <w:p>
+      <w:pPr>
         <w:spacing w:after="400"/>
       </w:pPr>
     </w:p>
@@ -569,6 +577,14 @@
 ```shell
 test
 ```</w:t>
+      </w:r>
+    </w:p>
+    <w:p>
+      <w:pPr>
+        <w:spacing w:before="300"/>
+      </w:pPr>
+      <w:r>
+        <w:t xml:space="preserve">Captures d'écran :</w:t>
       </w:r>
     </w:p>
     <w:p>

--- a/reports/Bug_Report_Halyzia_VV1.7.1.docx
+++ b/reports/Bug_Report_Halyzia_VV1.7.1.docx
@@ -361,6 +361,19 @@
     </w:p>
     <w:p>
       <w:pPr>
+        <w:spacing w:before="100" w:after="100"/>
+      </w:pPr>
+      <w:hyperlink w:history="1" r:id="rIdddbnjk0h2zxsku4r9adku">
+        <w:r>
+          <w:rPr>
+            <w:rStyle w:val="[object Object]"/>
+          </w:rPr>
+          <w:t xml:space="preserve">📸 Capture 1 - Ouvrir l'image</w:t>
+        </w:r>
+      </w:hyperlink>
+    </w:p>
+    <w:p>
+      <w:pPr>
         <w:spacing w:after="400"/>
       </w:pPr>
     </w:p>
@@ -586,6 +599,19 @@
       <w:r>
         <w:t xml:space="preserve">Captures d'écran :</w:t>
       </w:r>
+    </w:p>
+    <w:p>
+      <w:pPr>
+        <w:spacing w:before="100" w:after="100"/>
+      </w:pPr>
+      <w:hyperlink w:history="1" r:id="rIdi_kyt_ozunjyfho33fdmw">
+        <w:r>
+          <w:rPr>
+            <w:rStyle w:val="[object Object]"/>
+          </w:rPr>
+          <w:t xml:space="preserve">📸 Capture 1 - Ouvrir l'image</w:t>
+        </w:r>
+      </w:hyperlink>
     </w:p>
     <w:p>
       <w:pPr>

--- a/reports/Bug_Report_Halyzia_VV1.7.1.docx
+++ b/reports/Bug_Report_Halyzia_VV1.7.1.docx
@@ -361,9 +361,9 @@
     </w:p>
     <w:p>
       <w:pPr>
-        <w:spacing w:before="100" w:after="100"/>
-      </w:pPr>
-      <w:hyperlink w:history="1" r:id="rIdddbnjk0h2zxsku4r9adku">
+        <w:spacing w:before="80" w:after="80"/>
+      </w:pPr>
+      <w:hyperlink w:history="1" r:id="rIdbqflatiqvax75bsx5flxl">
         <w:r>
           <w:rPr>
             <w:rStyle w:val="[object Object]"/>
@@ -602,9 +602,9 @@
     </w:p>
     <w:p>
       <w:pPr>
-        <w:spacing w:before="100" w:after="100"/>
-      </w:pPr>
-      <w:hyperlink w:history="1" r:id="rIdi_kyt_ozunjyfho33fdmw">
+        <w:spacing w:before="80" w:after="80"/>
+      </w:pPr>
+      <w:hyperlink w:history="1" r:id="rIdrghr8pk6pq4vtmsz1oqft">
         <w:r>
           <w:rPr>
             <w:rStyle w:val="[object Object]"/>
@@ -761,6 +761,11 @@
       </w:r>
     </w:p>
     <w:p>
+      <w:r>
+        <w:t xml:space="preserve">(Aucune capture d'écran détectée dans cette issue)</w:t>
+      </w:r>
+    </w:p>
+    <w:p>
       <w:pPr>
         <w:spacing w:after="400"/>
       </w:pPr>
@@ -987,6 +992,11 @@
       </w:r>
     </w:p>
     <w:p>
+      <w:r>
+        <w:t xml:space="preserve">(Aucune capture d'écran détectée dans cette issue)</w:t>
+      </w:r>
+    </w:p>
+    <w:p>
       <w:pPr>
         <w:spacing w:after="400"/>
       </w:pPr>
@@ -1206,6 +1216,11 @@
       </w:r>
     </w:p>
     <w:p>
+      <w:r>
+        <w:t xml:space="preserve">(Aucune capture d'écran détectée dans cette issue)</w:t>
+      </w:r>
+    </w:p>
+    <w:p>
       <w:pPr>
         <w:spacing w:after="400"/>
       </w:pPr>
@@ -1426,6 +1441,11 @@
       </w:r>
     </w:p>
     <w:p>
+      <w:r>
+        <w:t xml:space="preserve">(Aucune capture d'écran détectée dans cette issue)</w:t>
+      </w:r>
+    </w:p>
+    <w:p>
       <w:pPr>
         <w:spacing w:after="400"/>
       </w:pPr>
@@ -1547,6 +1567,11 @@
       </w:r>
     </w:p>
     <w:p>
+      <w:r>
+        <w:t xml:space="preserve">(Aucune capture d'écran détectée dans cette issue)</w:t>
+      </w:r>
+    </w:p>
+    <w:p>
       <w:pPr>
         <w:spacing w:after="400"/>
       </w:pPr>
@@ -1665,6 +1690,11 @@
     <w:p>
       <w:r>
         <w:t xml:space="preserve">mima log</w:t>
+      </w:r>
+    </w:p>
+    <w:p>
+      <w:r>
+        <w:t xml:space="preserve">(Aucune capture d'écran détectée dans cette issue)</w:t>
       </w:r>
     </w:p>
     <w:p>

--- a/reports/Bug_Report_Halyzia_VV1.7.1.docx
+++ b/reports/Bug_Report_Halyzia_VV1.7.1.docx
@@ -361,16 +361,48 @@
     </w:p>
     <w:p>
       <w:pPr>
-        <w:spacing w:before="80" w:after="80"/>
-      </w:pPr>
-      <w:hyperlink w:history="1" r:id="rIdbqflatiqvax75bsx5flxl">
-        <w:r>
-          <w:rPr>
-            <w:rStyle w:val="[object Object]"/>
-          </w:rPr>
-          <w:t xml:space="preserve">📸 Capture 1 - Ouvrir l'image</w:t>
-        </w:r>
-      </w:hyperlink>
+        <w:spacing w:before="120" w:after="120"/>
+      </w:pPr>
+      <w:r>
+        <w:drawing>
+          <wp:inline distT="0" distB="0" distL="0" distR="0">
+            <wp:extent cx="4953000" cy="0"/>
+            <wp:effectExtent t="0" r="0" b="0" l="0"/>
+            <wp:docPr id="1" name="" descr="" title=""/>
+            <wp:cNvGraphicFramePr>
+              <a:graphicFrameLocks xmlns:a="http://schemas.openxmlformats.org/drawingml/2006/main" noChangeAspect="1"/>
+            </wp:cNvGraphicFramePr>
+            <a:graphic xmlns:a="http://schemas.openxmlformats.org/drawingml/2006/main">
+              <a:graphicData uri="http://schemas.openxmlformats.org/drawingml/2006/picture">
+                <pic:pic xmlns:pic="http://schemas.openxmlformats.org/drawingml/2006/picture">
+                  <pic:nvPicPr>
+                    <pic:cNvPr id="0" name="" descr=""/>
+                    <pic:cNvPicPr>
+                      <a:picLocks noChangeAspect="1" noChangeArrowheads="1"/>
+                    </pic:cNvPicPr>
+                  </pic:nvPicPr>
+                  <pic:blipFill>
+                    <a:blip r:embed="rId6" cstate="none"/>
+                    <a:srcRect/>
+                    <a:stretch>
+                      <a:fillRect/>
+                    </a:stretch>
+                  </pic:blipFill>
+                  <pic:spPr bwMode="auto">
+                    <a:xfrm>
+                      <a:off x="0" y="0"/>
+                      <a:ext cx="4953000" cy="0"/>
+                    </a:xfrm>
+                    <a:prstGeom prst="rect">
+                      <a:avLst/>
+                    </a:prstGeom>
+                  </pic:spPr>
+                </pic:pic>
+              </a:graphicData>
+            </a:graphic>
+          </wp:inline>
+        </w:drawing>
+      </w:r>
     </w:p>
     <w:p>
       <w:pPr>
@@ -601,17 +633,9 @@
       </w:r>
     </w:p>
     <w:p>
-      <w:pPr>
-        <w:spacing w:before="80" w:after="80"/>
-      </w:pPr>
-      <w:hyperlink w:history="1" r:id="rIdrghr8pk6pq4vtmsz1oqft">
-        <w:r>
-          <w:rPr>
-            <w:rStyle w:val="[object Object]"/>
-          </w:rPr>
-          <w:t xml:space="preserve">📸 Capture 1 - Ouvrir l'image</w:t>
-        </w:r>
-      </w:hyperlink>
+      <w:r>
+        <w:t xml:space="preserve">⚠️ Impossible de charger l'image : https://github.com/user-attachments/assets/0d6e36fb-27c6-4abd-978f-d9dcb03f2f0f</w:t>
+      </w:r>
     </w:p>
     <w:p>
       <w:pPr>
@@ -761,11 +785,6 @@
       </w:r>
     </w:p>
     <w:p>
-      <w:r>
-        <w:t xml:space="preserve">(Aucune capture d'écran détectée dans cette issue)</w:t>
-      </w:r>
-    </w:p>
-    <w:p>
       <w:pPr>
         <w:spacing w:after="400"/>
       </w:pPr>
@@ -992,11 +1011,6 @@
       </w:r>
     </w:p>
     <w:p>
-      <w:r>
-        <w:t xml:space="preserve">(Aucune capture d'écran détectée dans cette issue)</w:t>
-      </w:r>
-    </w:p>
-    <w:p>
       <w:pPr>
         <w:spacing w:after="400"/>
       </w:pPr>
@@ -1216,11 +1230,6 @@
       </w:r>
     </w:p>
     <w:p>
-      <w:r>
-        <w:t xml:space="preserve">(Aucune capture d'écran détectée dans cette issue)</w:t>
-      </w:r>
-    </w:p>
-    <w:p>
       <w:pPr>
         <w:spacing w:after="400"/>
       </w:pPr>
@@ -1441,11 +1450,6 @@
       </w:r>
     </w:p>
     <w:p>
-      <w:r>
-        <w:t xml:space="preserve">(Aucune capture d'écran détectée dans cette issue)</w:t>
-      </w:r>
-    </w:p>
-    <w:p>
       <w:pPr>
         <w:spacing w:after="400"/>
       </w:pPr>
@@ -1567,11 +1571,6 @@
       </w:r>
     </w:p>
     <w:p>
-      <w:r>
-        <w:t xml:space="preserve">(Aucune capture d'écran détectée dans cette issue)</w:t>
-      </w:r>
-    </w:p>
-    <w:p>
       <w:pPr>
         <w:spacing w:after="400"/>
       </w:pPr>
@@ -1690,11 +1689,6 @@
     <w:p>
       <w:r>
         <w:t xml:space="preserve">mima log</w:t>
-      </w:r>
-    </w:p>
-    <w:p>
-      <w:r>
-        <w:t xml:space="preserve">(Aucune capture d'écran détectée dans cette issue)</w:t>
       </w:r>
     </w:p>
     <w:p>

--- a/reports/Bug_Report_Halyzia_VV1.7.1.docx
+++ b/reports/Bug_Report_Halyzia_VV1.7.1.docx
@@ -361,48 +361,16 @@
     </w:p>
     <w:p>
       <w:pPr>
-        <w:spacing w:before="120" w:after="120"/>
-      </w:pPr>
-      <w:r>
-        <w:drawing>
-          <wp:inline distT="0" distB="0" distL="0" distR="0">
-            <wp:extent cx="4953000" cy="0"/>
-            <wp:effectExtent t="0" r="0" b="0" l="0"/>
-            <wp:docPr id="1" name="" descr="" title=""/>
-            <wp:cNvGraphicFramePr>
-              <a:graphicFrameLocks xmlns:a="http://schemas.openxmlformats.org/drawingml/2006/main" noChangeAspect="1"/>
-            </wp:cNvGraphicFramePr>
-            <a:graphic xmlns:a="http://schemas.openxmlformats.org/drawingml/2006/main">
-              <a:graphicData uri="http://schemas.openxmlformats.org/drawingml/2006/picture">
-                <pic:pic xmlns:pic="http://schemas.openxmlformats.org/drawingml/2006/picture">
-                  <pic:nvPicPr>
-                    <pic:cNvPr id="0" name="" descr=""/>
-                    <pic:cNvPicPr>
-                      <a:picLocks noChangeAspect="1" noChangeArrowheads="1"/>
-                    </pic:cNvPicPr>
-                  </pic:nvPicPr>
-                  <pic:blipFill>
-                    <a:blip r:embed="rId6" cstate="none"/>
-                    <a:srcRect/>
-                    <a:stretch>
-                      <a:fillRect/>
-                    </a:stretch>
-                  </pic:blipFill>
-                  <pic:spPr bwMode="auto">
-                    <a:xfrm>
-                      <a:off x="0" y="0"/>
-                      <a:ext cx="4953000" cy="0"/>
-                    </a:xfrm>
-                    <a:prstGeom prst="rect">
-                      <a:avLst/>
-                    </a:prstGeom>
-                  </pic:spPr>
-                </pic:pic>
-              </a:graphicData>
-            </a:graphic>
-          </wp:inline>
-        </w:drawing>
-      </w:r>
+        <w:spacing w:before="80" w:after="80"/>
+      </w:pPr>
+      <w:hyperlink w:history="1" r:id="rIdagppakuppe98r6chsdz41">
+        <w:r>
+          <w:rPr>
+            <w:rStyle w:val="[object Object]"/>
+          </w:rPr>
+          <w:t xml:space="preserve"> Capture 1 - Crtrl + clic pour suivre le lien </w:t>
+        </w:r>
+      </w:hyperlink>
     </w:p>
     <w:p>
       <w:pPr>
@@ -633,9 +601,17 @@
       </w:r>
     </w:p>
     <w:p>
-      <w:r>
-        <w:t xml:space="preserve">⚠️ Impossible de charger l'image : https://github.com/user-attachments/assets/0d6e36fb-27c6-4abd-978f-d9dcb03f2f0f</w:t>
-      </w:r>
+      <w:pPr>
+        <w:spacing w:before="80" w:after="80"/>
+      </w:pPr>
+      <w:hyperlink w:history="1" r:id="rIdtdmwjbprjcys1nnoxm85u">
+        <w:r>
+          <w:rPr>
+            <w:rStyle w:val="[object Object]"/>
+          </w:rPr>
+          <w:t xml:space="preserve"> Capture 1 - Crtrl + clic pour suivre le lien </w:t>
+        </w:r>
+      </w:hyperlink>
     </w:p>
     <w:p>
       <w:pPr>
@@ -785,6 +761,11 @@
       </w:r>
     </w:p>
     <w:p>
+      <w:r>
+        <w:t xml:space="preserve">(Aucune capture d'écran détectée dans cette issue)</w:t>
+      </w:r>
+    </w:p>
+    <w:p>
       <w:pPr>
         <w:spacing w:after="400"/>
       </w:pPr>
@@ -1011,6 +992,11 @@
       </w:r>
     </w:p>
     <w:p>
+      <w:r>
+        <w:t xml:space="preserve">(Aucune capture d'écran détectée dans cette issue)</w:t>
+      </w:r>
+    </w:p>
+    <w:p>
       <w:pPr>
         <w:spacing w:after="400"/>
       </w:pPr>
@@ -1230,6 +1216,11 @@
       </w:r>
     </w:p>
     <w:p>
+      <w:r>
+        <w:t xml:space="preserve">(Aucune capture d'écran détectée dans cette issue)</w:t>
+      </w:r>
+    </w:p>
+    <w:p>
       <w:pPr>
         <w:spacing w:after="400"/>
       </w:pPr>
@@ -1450,6 +1441,11 @@
       </w:r>
     </w:p>
     <w:p>
+      <w:r>
+        <w:t xml:space="preserve">(Aucune capture d'écran détectée dans cette issue)</w:t>
+      </w:r>
+    </w:p>
+    <w:p>
       <w:pPr>
         <w:spacing w:after="400"/>
       </w:pPr>
@@ -1571,6 +1567,11 @@
       </w:r>
     </w:p>
     <w:p>
+      <w:r>
+        <w:t xml:space="preserve">(Aucune capture d'écran détectée dans cette issue)</w:t>
+      </w:r>
+    </w:p>
+    <w:p>
       <w:pPr>
         <w:spacing w:after="400"/>
       </w:pPr>
@@ -1689,6 +1690,11 @@
     <w:p>
       <w:r>
         <w:t xml:space="preserve">mima log</w:t>
+      </w:r>
+    </w:p>
+    <w:p>
+      <w:r>
+        <w:t xml:space="preserve">(Aucune capture d'écran détectée dans cette issue)</w:t>
       </w:r>
     </w:p>
     <w:p>

--- a/reports/Bug_Report_Halyzia_VV1.7.1.docx
+++ b/reports/Bug_Report_Halyzia_VV1.7.1.docx
@@ -142,7 +142,7 @@
         <w:spacing w:before="400" w:after="200"/>
       </w:pPr>
       <w:r>
-        <w:t xml:space="preserve">Issue n°46: Issue Test 02/04/2026</w:t>
+        <w:t xml:space="preserve">Issue n°47: Issue Test 02/04/2026 - 2</w:t>
       </w:r>
     </w:p>
     <w:tbl>
@@ -292,7 +292,7 @@
     <w:p>
       <w:r>
         <w:t xml:space="preserve">utilise
-Issue Test 02/04/2026</w:t>
+Issue Test 02/04/2026 - 2</w:t>
       </w:r>
     </w:p>
     <w:p>
@@ -305,7 +305,7 @@
     </w:p>
     <w:p>
       <w:r>
-        <w:t xml:space="preserve">Issue Test 02/04/2026</w:t>
+        <w:t xml:space="preserve">Issue Test 02/04/2026 - 2</w:t>
       </w:r>
     </w:p>
     <w:p>
@@ -319,7 +319,7 @@
     <w:p>
       <w:r>
         <w:t xml:space="preserve">du bug
-Issue Test 02/04/2026</w:t>
+Issue Test 02/04/2026 - 2</w:t>
       </w:r>
     </w:p>
     <w:p>
@@ -332,7 +332,7 @@
     </w:p>
     <w:p>
       <w:r>
-        <w:t xml:space="preserve">Issue Test 02/04/2026</w:t>
+        <w:t xml:space="preserve">Issue Test 02/04/2026 - 2</w:t>
       </w:r>
     </w:p>
     <w:p>
@@ -347,7 +347,7 @@
       <w:r>
         <w:t xml:space="preserve">(copier-coller depuis le terminal)
 ```shell
-Issue Test 02/04/2026
+Issue Test 02/04/2026 - 2
 ```</w:t>
       </w:r>
     </w:p>
@@ -363,7 +363,7 @@
       <w:pPr>
         <w:spacing w:before="80" w:after="80"/>
       </w:pPr>
-      <w:hyperlink w:history="1" r:id="rIdssnmtxyzoxrlxrb4va8nd">
+      <w:hyperlink w:history="1" r:id="rIdp2mt1o-qxwocevb466wmr">
         <w:r>
           <w:rPr>
             <w:rStyle w:val="[object Object]"/>
@@ -383,7 +383,7 @@
         <w:spacing w:before="400" w:after="200"/>
       </w:pPr>
       <w:r>
-        <w:t xml:space="preserve">Issue n°45: Issue Utilisateur</w:t>
+        <w:t xml:space="preserve">Issue n°46: Issue Test 02/04/2026</w:t>
       </w:r>
     </w:p>
     <w:tbl>
@@ -453,6 +453,247 @@
         <w:tc>
           <w:p>
             <w:r>
+              <w:t xml:space="preserve">02/04/2026</w:t>
+            </w:r>
+          </w:p>
+        </w:tc>
+        <w:tc>
+          <w:p>
+            <w:r>
+              <w:t xml:space="preserve">Open</w:t>
+            </w:r>
+          </w:p>
+        </w:tc>
+        <w:tc>
+          <w:p>
+            <w:r>
+              <w:t xml:space="preserve"/>
+            </w:r>
+          </w:p>
+        </w:tc>
+        <w:tc>
+          <w:p>
+            <w:r>
+              <w:t xml:space="preserve">Critique — crash / perte de donnees</w:t>
+            </w:r>
+          </w:p>
+        </w:tc>
+      </w:tr>
+    </w:tbl>
+    <w:p>
+      <w:pPr>
+        <w:spacing w:before="200"/>
+      </w:pPr>
+      <w:r>
+        <w:t xml:space="preserve">Version concernée :</w:t>
+      </w:r>
+    </w:p>
+    <w:p>
+      <w:r>
+        <w:t xml:space="preserve">Halyzia concernee
+V1.7.1</w:t>
+      </w:r>
+    </w:p>
+    <w:p>
+      <w:pPr>
+        <w:spacing w:before="200"/>
+      </w:pPr>
+      <w:r>
+        <w:t xml:space="preserve">Workflow :</w:t>
+      </w:r>
+    </w:p>
+    <w:p>
+      <w:r>
+        <w:t xml:space="preserve">en cours quand le bug est apparu
+""</w:t>
+      </w:r>
+    </w:p>
+    <w:p>
+      <w:pPr>
+        <w:spacing w:before="200"/>
+      </w:pPr>
+      <w:r>
+        <w:t xml:space="preserve">Format du fichier :</w:t>
+      </w:r>
+    </w:p>
+    <w:p>
+      <w:r>
+        <w:t xml:space="preserve">du fichier EEG utilise
+.ncs</w:t>
+      </w:r>
+    </w:p>
+    <w:p>
+      <w:pPr>
+        <w:spacing w:before="200"/>
+      </w:pPr>
+      <w:r>
+        <w:t xml:space="preserve">PC utilisé :</w:t>
+      </w:r>
+    </w:p>
+    <w:p>
+      <w:r>
+        <w:t xml:space="preserve">utilise
+Issue Test 02/04/2026</w:t>
+      </w:r>
+    </w:p>
+    <w:p>
+      <w:pPr>
+        <w:spacing w:before="200"/>
+      </w:pPr>
+      <w:r>
+        <w:t xml:space="preserve">Testeur :</w:t>
+      </w:r>
+    </w:p>
+    <w:p>
+      <w:r>
+        <w:t xml:space="preserve">Issue Test 02/04/2026</w:t>
+      </w:r>
+    </w:p>
+    <w:p>
+      <w:pPr>
+        <w:spacing w:before="200"/>
+      </w:pPr>
+      <w:r>
+        <w:t xml:space="preserve">Description :</w:t>
+      </w:r>
+    </w:p>
+    <w:p>
+      <w:r>
+        <w:t xml:space="preserve">du bug
+Issue Test 02/04/2026</w:t>
+      </w:r>
+    </w:p>
+    <w:p>
+      <w:pPr>
+        <w:spacing w:before="200"/>
+      </w:pPr>
+      <w:r>
+        <w:t xml:space="preserve">Étapes pour reproduire :</w:t>
+      </w:r>
+    </w:p>
+    <w:p>
+      <w:r>
+        <w:t xml:space="preserve">Issue Test 02/04/2026</w:t>
+      </w:r>
+    </w:p>
+    <w:p>
+      <w:pPr>
+        <w:spacing w:before="200"/>
+      </w:pPr>
+      <w:r>
+        <w:t xml:space="preserve">Logs / Erreurs :</w:t>
+      </w:r>
+    </w:p>
+    <w:p>
+      <w:r>
+        <w:t xml:space="preserve">(copier-coller depuis le terminal)
+```shell
+Issue Test 02/04/2026
+```</w:t>
+      </w:r>
+    </w:p>
+    <w:p>
+      <w:pPr>
+        <w:spacing w:before="300"/>
+      </w:pPr>
+      <w:r>
+        <w:t xml:space="preserve">Captures d'écran :</w:t>
+      </w:r>
+    </w:p>
+    <w:p>
+      <w:pPr>
+        <w:spacing w:before="80" w:after="80"/>
+      </w:pPr>
+      <w:hyperlink w:history="1" r:id="rId9blwa_fmiiv1adocqzjev">
+        <w:r>
+          <w:rPr>
+            <w:rStyle w:val="[object Object]"/>
+          </w:rPr>
+          <w:t xml:space="preserve"> Capture 1 - Crtrl + clic pour suivre le lien </w:t>
+        </w:r>
+      </w:hyperlink>
+    </w:p>
+    <w:p>
+      <w:pPr>
+        <w:spacing w:after="400"/>
+      </w:pPr>
+    </w:p>
+    <w:p>
+      <w:pPr>
+        <w:pStyle w:val="Heading2"/>
+        <w:spacing w:before="400" w:after="200"/>
+      </w:pPr>
+      <w:r>
+        <w:t xml:space="preserve">Issue n°45: Issue Utilisateur</w:t>
+      </w:r>
+    </w:p>
+    <w:tbl>
+      <w:tblPr>
+        <w:tblW w:type="pct" w:w="100%"/>
+        <w:tblBorders>
+          <w:top w:val="single"/>
+          <w:left w:val="single" w:color="auto" w:sz="4"/>
+          <w:bottom w:val="single"/>
+          <w:right w:val="single" w:color="auto" w:sz="4"/>
+          <w:insideH w:val="single" w:color="auto" w:sz="4"/>
+          <w:insideV w:val="single" w:color="auto" w:sz="4"/>
+        </w:tblBorders>
+      </w:tblPr>
+      <w:tblGrid>
+        <w:gridCol w:w="100"/>
+        <w:gridCol w:w="100"/>
+        <w:gridCol w:w="100"/>
+        <w:gridCol w:w="100"/>
+        <w:gridCol w:w="100"/>
+      </w:tblGrid>
+      <w:tr>
+        <w:tc>
+          <w:p>
+            <w:r>
+              <w:t xml:space="preserve">Nom</w:t>
+            </w:r>
+          </w:p>
+        </w:tc>
+        <w:tc>
+          <w:p>
+            <w:r>
+              <w:t xml:space="preserve">Date</w:t>
+            </w:r>
+          </w:p>
+        </w:tc>
+        <w:tc>
+          <w:p>
+            <w:r>
+              <w:t xml:space="preserve">Statut</w:t>
+            </w:r>
+          </w:p>
+        </w:tc>
+        <w:tc>
+          <w:p>
+            <w:r>
+              <w:t xml:space="preserve">Remarque</w:t>
+            </w:r>
+          </w:p>
+        </w:tc>
+        <w:tc>
+          <w:p>
+            <w:r>
+              <w:t xml:space="preserve">Gravité</w:t>
+            </w:r>
+          </w:p>
+        </w:tc>
+      </w:tr>
+      <w:tr>
+        <w:tc>
+          <w:p>
+            <w:r>
+              <w:t xml:space="preserve">Messaouda-H</w:t>
+            </w:r>
+          </w:p>
+        </w:tc>
+        <w:tc>
+          <w:p>
+            <w:r>
               <w:t xml:space="preserve">01/04/2026</w:t>
             </w:r>
           </w:p>
@@ -604,7 +845,7 @@
       <w:pPr>
         <w:spacing w:before="80" w:after="80"/>
       </w:pPr>
-      <w:hyperlink w:history="1" r:id="rIdbk7zbbvf8y3bxf7jyvmyg">
+      <w:hyperlink w:history="1" r:id="rIdx8aky0ovik06teakgqxwn">
         <w:r>
           <w:rPr>
             <w:rStyle w:val="[object Object]"/>

--- a/reports/Bug_Report_Halyzia_VV1.7.1.docx
+++ b/reports/Bug_Report_Halyzia_VV1.7.1.docx
@@ -8,7 +8,7 @@
         <w:jc w:val="center"/>
       </w:pPr>
       <w:r>
-        <w:t xml:space="preserve">Halyzia® release : V1.7.1 livré le 02/04/2026</w:t>
+        <w:t xml:space="preserve">Halyzia® release : V1.7.1 livré le 03/04/2026</w:t>
       </w:r>
     </w:p>
     <w:p>
@@ -142,7 +142,7 @@
         <w:spacing w:before="400" w:after="200"/>
       </w:pPr>
       <w:r>
-        <w:t xml:space="preserve">Issue n°47: Issue Test 02/04/2026 - 2</w:t>
+        <w:t xml:space="preserve">Issue n°48: [Back log] test 03/04/2026</w:t>
       </w:r>
     </w:p>
     <w:tbl>
@@ -212,7 +212,7 @@
         <w:tc>
           <w:p>
             <w:r>
-              <w:t xml:space="preserve">02/04/2026</w:t>
+              <w:t xml:space="preserve">03/04/2026</w:t>
             </w:r>
           </w:p>
         </w:tc>
@@ -233,7 +233,7 @@
         <w:tc>
           <w:p>
             <w:r>
-              <w:t xml:space="preserve">Critique — crash / perte de donnees</w:t>
+              <w:t xml:space="preserve">Mineur</w:t>
             </w:r>
           </w:p>
         </w:tc>
@@ -244,133 +244,44 @@
         <w:spacing w:before="200"/>
       </w:pPr>
       <w:r>
-        <w:t xml:space="preserve">Version concernée :</w:t>
-      </w:r>
-    </w:p>
-    <w:p>
-      <w:r>
-        <w:t xml:space="preserve">Halyzia concernee
-V1.7.1</w:t>
-      </w:r>
-    </w:p>
-    <w:p>
-      <w:pPr>
-        <w:spacing w:before="200"/>
-      </w:pPr>
-      <w:r>
-        <w:t xml:space="preserve">Workflow :</w:t>
-      </w:r>
-    </w:p>
-    <w:p>
-      <w:r>
-        <w:t xml:space="preserve">en cours quand le bug est apparu
-""</w:t>
-      </w:r>
-    </w:p>
-    <w:p>
-      <w:pPr>
-        <w:spacing w:before="200"/>
-      </w:pPr>
-      <w:r>
-        <w:t xml:space="preserve">Format du fichier :</w:t>
-      </w:r>
-    </w:p>
-    <w:p>
-      <w:r>
-        <w:t xml:space="preserve">du fichier EEG utilise
-.ncs</w:t>
-      </w:r>
-    </w:p>
-    <w:p>
-      <w:pPr>
-        <w:spacing w:before="200"/>
-      </w:pPr>
-      <w:r>
-        <w:t xml:space="preserve">PC utilisé :</w:t>
-      </w:r>
-    </w:p>
-    <w:p>
-      <w:r>
-        <w:t xml:space="preserve">utilise
-Issue Test 02/04/2026 - 2</w:t>
-      </w:r>
-    </w:p>
-    <w:p>
-      <w:pPr>
-        <w:spacing w:before="200"/>
-      </w:pPr>
-      <w:r>
-        <w:t xml:space="preserve">Testeur :</w:t>
-      </w:r>
-    </w:p>
-    <w:p>
-      <w:r>
-        <w:t xml:space="preserve">Issue Test 02/04/2026 - 2</w:t>
-      </w:r>
-    </w:p>
-    <w:p>
-      <w:pPr>
-        <w:spacing w:before="200"/>
-      </w:pPr>
-      <w:r>
         <w:t xml:space="preserve">Description :</w:t>
       </w:r>
     </w:p>
     <w:p>
       <w:r>
-        <w:t xml:space="preserve">du bug
-Issue Test 02/04/2026 - 2</w:t>
-      </w:r>
-    </w:p>
-    <w:p>
-      <w:pPr>
-        <w:spacing w:before="200"/>
-      </w:pPr>
-      <w:r>
-        <w:t xml:space="preserve">Étapes pour reproduire :</w:t>
-      </w:r>
-    </w:p>
-    <w:p>
-      <w:r>
-        <w:t xml:space="preserve">Issue Test 02/04/2026 - 2</w:t>
-      </w:r>
-    </w:p>
-    <w:p>
-      <w:pPr>
-        <w:spacing w:before="200"/>
-      </w:pPr>
-      <w:r>
-        <w:t xml:space="preserve">Logs / Erreurs :</w:t>
-      </w:r>
-    </w:p>
-    <w:p>
-      <w:r>
-        <w:t xml:space="preserve">(copier-coller depuis le terminal)
-```shell
-Issue Test 02/04/2026 - 2
-```</w:t>
-      </w:r>
-    </w:p>
-    <w:p>
-      <w:pPr>
-        <w:spacing w:before="300"/>
-      </w:pPr>
-      <w:r>
-        <w:t xml:space="preserve">Captures d'écran :</w:t>
-      </w:r>
-    </w:p>
-    <w:p>
-      <w:pPr>
-        <w:spacing w:before="80" w:after="80"/>
-      </w:pPr>
-      <w:hyperlink w:history="1" r:id="rIdp2mt1o-qxwocevb466wmr">
-        <w:r>
-          <w:rPr>
-            <w:rStyle w:val="[object Object]"/>
-          </w:rPr>
-          <w:t xml:space="preserve"> Capture 1 - Crtrl + clic pour suivre le lien </w:t>
-        </w:r>
-      </w:hyperlink>
+        <w:t xml:space="preserve">[Back log] test 03/04/2026[Back log] test 03/04/2026</w:t>
+      </w:r>
+    </w:p>
+    <w:p>
+      <w:pPr>
+        <w:spacing w:before="200"/>
+      </w:pPr>
+      <w:r>
+        <w:t xml:space="preserve">Milestone :</w:t>
+      </w:r>
+    </w:p>
+    <w:p>
+      <w:r>
+        <w:t xml:space="preserve">[Back log] test 03/04/2026</w:t>
+      </w:r>
+    </w:p>
+    <w:p>
+      <w:pPr>
+        <w:spacing w:before="200"/>
+      </w:pPr>
+      <w:r>
+        <w:t xml:space="preserve">Commentaire :</w:t>
+      </w:r>
+    </w:p>
+    <w:p>
+      <w:r>
+        <w:t xml:space="preserve">_No response_</w:t>
+      </w:r>
+    </w:p>
+    <w:p>
+      <w:r>
+        <w:t xml:space="preserve">(Aucune capture d'écran détectée dans cette issue)</w:t>
+      </w:r>
     </w:p>
     <w:p>
       <w:pPr>
@@ -383,7 +294,7 @@
         <w:spacing w:before="400" w:after="200"/>
       </w:pPr>
       <w:r>
-        <w:t xml:space="preserve">Issue n°46: Issue Test 02/04/2026</w:t>
+        <w:t xml:space="preserve">Issue n°47: Issue Test 02/04/2026 - 2</w:t>
       </w:r>
     </w:p>
     <w:tbl>
@@ -533,7 +444,7 @@
     <w:p>
       <w:r>
         <w:t xml:space="preserve">utilise
-Issue Test 02/04/2026</w:t>
+Issue Test 02/04/2026 - 2</w:t>
       </w:r>
     </w:p>
     <w:p>
@@ -546,7 +457,7 @@
     </w:p>
     <w:p>
       <w:r>
-        <w:t xml:space="preserve">Issue Test 02/04/2026</w:t>
+        <w:t xml:space="preserve">Issue Test 02/04/2026 - 2</w:t>
       </w:r>
     </w:p>
     <w:p>
@@ -560,7 +471,7 @@
     <w:p>
       <w:r>
         <w:t xml:space="preserve">du bug
-Issue Test 02/04/2026</w:t>
+Issue Test 02/04/2026 - 2</w:t>
       </w:r>
     </w:p>
     <w:p>
@@ -573,7 +484,7 @@
     </w:p>
     <w:p>
       <w:r>
-        <w:t xml:space="preserve">Issue Test 02/04/2026</w:t>
+        <w:t xml:space="preserve">Issue Test 02/04/2026 - 2</w:t>
       </w:r>
     </w:p>
     <w:p>
@@ -588,7 +499,7 @@
       <w:r>
         <w:t xml:space="preserve">(copier-coller depuis le terminal)
 ```shell
-Issue Test 02/04/2026
+Issue Test 02/04/2026 - 2
 ```</w:t>
       </w:r>
     </w:p>
@@ -604,7 +515,7 @@
       <w:pPr>
         <w:spacing w:before="80" w:after="80"/>
       </w:pPr>
-      <w:hyperlink w:history="1" r:id="rId9blwa_fmiiv1adocqzjev">
+      <w:hyperlink w:history="1" r:id="rIdp2pamtzsshqxxcuibmigv">
         <w:r>
           <w:rPr>
             <w:rStyle w:val="[object Object]"/>
@@ -624,7 +535,7 @@
         <w:spacing w:before="400" w:after="200"/>
       </w:pPr>
       <w:r>
-        <w:t xml:space="preserve">Issue n°45: Issue Utilisateur</w:t>
+        <w:t xml:space="preserve">Issue n°46: Issue Test 02/04/2026</w:t>
       </w:r>
     </w:p>
     <w:tbl>
@@ -694,6 +605,247 @@
         <w:tc>
           <w:p>
             <w:r>
+              <w:t xml:space="preserve">02/04/2026</w:t>
+            </w:r>
+          </w:p>
+        </w:tc>
+        <w:tc>
+          <w:p>
+            <w:r>
+              <w:t xml:space="preserve">Open</w:t>
+            </w:r>
+          </w:p>
+        </w:tc>
+        <w:tc>
+          <w:p>
+            <w:r>
+              <w:t xml:space="preserve"/>
+            </w:r>
+          </w:p>
+        </w:tc>
+        <w:tc>
+          <w:p>
+            <w:r>
+              <w:t xml:space="preserve">Critique — crash / perte de donnees</w:t>
+            </w:r>
+          </w:p>
+        </w:tc>
+      </w:tr>
+    </w:tbl>
+    <w:p>
+      <w:pPr>
+        <w:spacing w:before="200"/>
+      </w:pPr>
+      <w:r>
+        <w:t xml:space="preserve">Version concernée :</w:t>
+      </w:r>
+    </w:p>
+    <w:p>
+      <w:r>
+        <w:t xml:space="preserve">Halyzia concernee
+V1.7.1</w:t>
+      </w:r>
+    </w:p>
+    <w:p>
+      <w:pPr>
+        <w:spacing w:before="200"/>
+      </w:pPr>
+      <w:r>
+        <w:t xml:space="preserve">Workflow :</w:t>
+      </w:r>
+    </w:p>
+    <w:p>
+      <w:r>
+        <w:t xml:space="preserve">en cours quand le bug est apparu
+""</w:t>
+      </w:r>
+    </w:p>
+    <w:p>
+      <w:pPr>
+        <w:spacing w:before="200"/>
+      </w:pPr>
+      <w:r>
+        <w:t xml:space="preserve">Format du fichier :</w:t>
+      </w:r>
+    </w:p>
+    <w:p>
+      <w:r>
+        <w:t xml:space="preserve">du fichier EEG utilise
+.ncs</w:t>
+      </w:r>
+    </w:p>
+    <w:p>
+      <w:pPr>
+        <w:spacing w:before="200"/>
+      </w:pPr>
+      <w:r>
+        <w:t xml:space="preserve">PC utilisé :</w:t>
+      </w:r>
+    </w:p>
+    <w:p>
+      <w:r>
+        <w:t xml:space="preserve">utilise
+Issue Test 02/04/2026</w:t>
+      </w:r>
+    </w:p>
+    <w:p>
+      <w:pPr>
+        <w:spacing w:before="200"/>
+      </w:pPr>
+      <w:r>
+        <w:t xml:space="preserve">Testeur :</w:t>
+      </w:r>
+    </w:p>
+    <w:p>
+      <w:r>
+        <w:t xml:space="preserve">Issue Test 02/04/2026</w:t>
+      </w:r>
+    </w:p>
+    <w:p>
+      <w:pPr>
+        <w:spacing w:before="200"/>
+      </w:pPr>
+      <w:r>
+        <w:t xml:space="preserve">Description :</w:t>
+      </w:r>
+    </w:p>
+    <w:p>
+      <w:r>
+        <w:t xml:space="preserve">du bug
+Issue Test 02/04/2026</w:t>
+      </w:r>
+    </w:p>
+    <w:p>
+      <w:pPr>
+        <w:spacing w:before="200"/>
+      </w:pPr>
+      <w:r>
+        <w:t xml:space="preserve">Étapes pour reproduire :</w:t>
+      </w:r>
+    </w:p>
+    <w:p>
+      <w:r>
+        <w:t xml:space="preserve">Issue Test 02/04/2026</w:t>
+      </w:r>
+    </w:p>
+    <w:p>
+      <w:pPr>
+        <w:spacing w:before="200"/>
+      </w:pPr>
+      <w:r>
+        <w:t xml:space="preserve">Logs / Erreurs :</w:t>
+      </w:r>
+    </w:p>
+    <w:p>
+      <w:r>
+        <w:t xml:space="preserve">(copier-coller depuis le terminal)
+```shell
+Issue Test 02/04/2026
+```</w:t>
+      </w:r>
+    </w:p>
+    <w:p>
+      <w:pPr>
+        <w:spacing w:before="300"/>
+      </w:pPr>
+      <w:r>
+        <w:t xml:space="preserve">Captures d'écran :</w:t>
+      </w:r>
+    </w:p>
+    <w:p>
+      <w:pPr>
+        <w:spacing w:before="80" w:after="80"/>
+      </w:pPr>
+      <w:hyperlink w:history="1" r:id="rIdzgcxkpeql6hhodofan72m">
+        <w:r>
+          <w:rPr>
+            <w:rStyle w:val="[object Object]"/>
+          </w:rPr>
+          <w:t xml:space="preserve"> Capture 1 - Crtrl + clic pour suivre le lien </w:t>
+        </w:r>
+      </w:hyperlink>
+    </w:p>
+    <w:p>
+      <w:pPr>
+        <w:spacing w:after="400"/>
+      </w:pPr>
+    </w:p>
+    <w:p>
+      <w:pPr>
+        <w:pStyle w:val="Heading2"/>
+        <w:spacing w:before="400" w:after="200"/>
+      </w:pPr>
+      <w:r>
+        <w:t xml:space="preserve">Issue n°45: Issue Utilisateur</w:t>
+      </w:r>
+    </w:p>
+    <w:tbl>
+      <w:tblPr>
+        <w:tblW w:type="pct" w:w="100%"/>
+        <w:tblBorders>
+          <w:top w:val="single"/>
+          <w:left w:val="single" w:color="auto" w:sz="4"/>
+          <w:bottom w:val="single"/>
+          <w:right w:val="single" w:color="auto" w:sz="4"/>
+          <w:insideH w:val="single" w:color="auto" w:sz="4"/>
+          <w:insideV w:val="single" w:color="auto" w:sz="4"/>
+        </w:tblBorders>
+      </w:tblPr>
+      <w:tblGrid>
+        <w:gridCol w:w="100"/>
+        <w:gridCol w:w="100"/>
+        <w:gridCol w:w="100"/>
+        <w:gridCol w:w="100"/>
+        <w:gridCol w:w="100"/>
+      </w:tblGrid>
+      <w:tr>
+        <w:tc>
+          <w:p>
+            <w:r>
+              <w:t xml:space="preserve">Nom</w:t>
+            </w:r>
+          </w:p>
+        </w:tc>
+        <w:tc>
+          <w:p>
+            <w:r>
+              <w:t xml:space="preserve">Date</w:t>
+            </w:r>
+          </w:p>
+        </w:tc>
+        <w:tc>
+          <w:p>
+            <w:r>
+              <w:t xml:space="preserve">Statut</w:t>
+            </w:r>
+          </w:p>
+        </w:tc>
+        <w:tc>
+          <w:p>
+            <w:r>
+              <w:t xml:space="preserve">Remarque</w:t>
+            </w:r>
+          </w:p>
+        </w:tc>
+        <w:tc>
+          <w:p>
+            <w:r>
+              <w:t xml:space="preserve">Gravité</w:t>
+            </w:r>
+          </w:p>
+        </w:tc>
+      </w:tr>
+      <w:tr>
+        <w:tc>
+          <w:p>
+            <w:r>
+              <w:t xml:space="preserve">Messaouda-H</w:t>
+            </w:r>
+          </w:p>
+        </w:tc>
+        <w:tc>
+          <w:p>
+            <w:r>
               <w:t xml:space="preserve">01/04/2026</w:t>
             </w:r>
           </w:p>
@@ -845,7 +997,7 @@
       <w:pPr>
         <w:spacing w:before="80" w:after="80"/>
       </w:pPr>
-      <w:hyperlink w:history="1" r:id="rIdx8aky0ovik06teakgqxwn">
+      <w:hyperlink w:history="1" r:id="rId1a-gchnsrndlw_kdsqlf1">
         <w:r>
           <w:rPr>
             <w:rStyle w:val="[object Object]"/>

--- a/reports/Bug_Report_Halyzia_VV1.7.1.docx
+++ b/reports/Bug_Report_Halyzia_VV1.7.1.docx
@@ -8,7 +8,7 @@
         <w:jc w:val="center"/>
       </w:pPr>
       <w:r>
-        <w:t xml:space="preserve">Halyzia® release : V1.7.1 livré le 03/04/2026</w:t>
+        <w:t xml:space="preserve">Halyzia® release : V1.7.1 généré le 19/06/2026</w:t>
       </w:r>
     </w:p>
     <w:p>
@@ -138,11 +138,57 @@
     </w:p>
     <w:p>
       <w:pPr>
+        <w:spacing w:after="200"/>
+      </w:pPr>
+    </w:p>
+    <w:p>
+      <w:pPr>
+        <w:spacing w:before="300" w:after="150"/>
+      </w:pPr>
+      <w:r>
+        <w:t xml:space="preserve">Nombre de sessions de tests pour cette version : 0</w:t>
+      </w:r>
+    </w:p>
+    <w:p>
+      <w:pPr>
+        <w:pStyle w:val="ListParagraph"/>
+        <w:numPr>
+          <w:ilvl w:val="0"/>
+          <w:numId w:val="1"/>
+        </w:numPr>
+      </w:pPr>
+      <w:r>
+        <w:rPr>
+          <w:b/>
+          <w:bCs/>
+        </w:rPr>
+        <w:t xml:space="preserve">Issues hors Session (Backlogs / Externes) : </w:t>
+      </w:r>
+      <w:r>
+        <w:t xml:space="preserve">6 issues</w:t>
+      </w:r>
+    </w:p>
+    <w:p>
+      <w:pPr>
+        <w:spacing w:after="300"/>
+      </w:pPr>
+    </w:p>
+    <w:p>
+      <w:pPr>
         <w:pStyle w:val="Heading2"/>
-        <w:spacing w:before="400" w:after="200"/>
-      </w:pPr>
-      <w:r>
-        <w:t xml:space="preserve">Issue n°48: [Back log] test 03/04/2026</w:t>
+        <w:spacing w:before="500" w:after="200"/>
+      </w:pPr>
+      <w:r>
+        <w:t xml:space="preserve">📍 Issues hors Session (Backlogs et Demandes Externes)</w:t>
+      </w:r>
+    </w:p>
+    <w:p>
+      <w:pPr>
+        <w:pStyle w:val="Heading3"/>
+        <w:spacing w:before="300" w:after="150"/>
+      </w:pPr>
+      <w:r>
+        <w:t xml:space="preserve">Issue n°47: Issue Test 02/04/2026 - 2</w:t>
       </w:r>
     </w:p>
     <w:tbl>
@@ -212,7 +258,7 @@
         <w:tc>
           <w:p>
             <w:r>
-              <w:t xml:space="preserve">03/04/2026</w:t>
+              <w:t xml:space="preserve">02/04/2026</w:t>
             </w:r>
           </w:p>
         </w:tc>
@@ -233,7 +279,7 @@
         <w:tc>
           <w:p>
             <w:r>
-              <w:t xml:space="preserve">Mineur</w:t>
+              <w:t xml:space="preserve">Critique — crash / perte de donnees</w:t>
             </w:r>
           </w:p>
         </w:tc>
@@ -244,57 +290,146 @@
         <w:spacing w:before="200"/>
       </w:pPr>
       <w:r>
+        <w:t xml:space="preserve">Version concernée :</w:t>
+      </w:r>
+    </w:p>
+    <w:p>
+      <w:r>
+        <w:t xml:space="preserve">Halyzia concernee
+V1.7.1</w:t>
+      </w:r>
+    </w:p>
+    <w:p>
+      <w:pPr>
+        <w:spacing w:before="200"/>
+      </w:pPr>
+      <w:r>
+        <w:t xml:space="preserve">Workflow :</w:t>
+      </w:r>
+    </w:p>
+    <w:p>
+      <w:r>
+        <w:t xml:space="preserve">en cours quand le bug est apparu
+""</w:t>
+      </w:r>
+    </w:p>
+    <w:p>
+      <w:pPr>
+        <w:spacing w:before="200"/>
+      </w:pPr>
+      <w:r>
+        <w:t xml:space="preserve">Format du fichier :</w:t>
+      </w:r>
+    </w:p>
+    <w:p>
+      <w:r>
+        <w:t xml:space="preserve">du fichier EEG utilise
+.ncs</w:t>
+      </w:r>
+    </w:p>
+    <w:p>
+      <w:pPr>
+        <w:spacing w:before="200"/>
+      </w:pPr>
+      <w:r>
+        <w:t xml:space="preserve">PC utilisé :</w:t>
+      </w:r>
+    </w:p>
+    <w:p>
+      <w:r>
+        <w:t xml:space="preserve">utilise
+Issue Test 02/04/2026 - 2</w:t>
+      </w:r>
+    </w:p>
+    <w:p>
+      <w:pPr>
+        <w:spacing w:before="200"/>
+      </w:pPr>
+      <w:r>
+        <w:t xml:space="preserve">Testeur :</w:t>
+      </w:r>
+    </w:p>
+    <w:p>
+      <w:r>
+        <w:t xml:space="preserve">Issue Test 02/04/2026 - 2</w:t>
+      </w:r>
+    </w:p>
+    <w:p>
+      <w:pPr>
+        <w:spacing w:before="200"/>
+      </w:pPr>
+      <w:r>
         <w:t xml:space="preserve">Description :</w:t>
       </w:r>
     </w:p>
     <w:p>
       <w:r>
-        <w:t xml:space="preserve">[Back log] test 03/04/2026[Back log] test 03/04/2026</w:t>
-      </w:r>
-    </w:p>
-    <w:p>
-      <w:pPr>
-        <w:spacing w:before="200"/>
-      </w:pPr>
-      <w:r>
-        <w:t xml:space="preserve">Milestone :</w:t>
-      </w:r>
-    </w:p>
-    <w:p>
-      <w:r>
-        <w:t xml:space="preserve">[Back log] test 03/04/2026</w:t>
-      </w:r>
-    </w:p>
-    <w:p>
-      <w:pPr>
-        <w:spacing w:before="200"/>
-      </w:pPr>
-      <w:r>
-        <w:t xml:space="preserve">Commentaire :</w:t>
-      </w:r>
-    </w:p>
-    <w:p>
-      <w:r>
-        <w:t xml:space="preserve">_No response_</w:t>
-      </w:r>
-    </w:p>
-    <w:p>
-      <w:r>
-        <w:t xml:space="preserve">(Aucune capture d'écran détectée dans cette issue)</w:t>
-      </w:r>
-    </w:p>
-    <w:p>
-      <w:pPr>
-        <w:spacing w:after="400"/>
-      </w:pPr>
-    </w:p>
-    <w:p>
-      <w:pPr>
-        <w:pStyle w:val="Heading2"/>
-        <w:spacing w:before="400" w:after="200"/>
-      </w:pPr>
-      <w:r>
-        <w:t xml:space="preserve">Issue n°47: Issue Test 02/04/2026 - 2</w:t>
+        <w:t xml:space="preserve">du bug
+Issue Test 02/04/2026 - 2</w:t>
+      </w:r>
+    </w:p>
+    <w:p>
+      <w:pPr>
+        <w:spacing w:before="200"/>
+      </w:pPr>
+      <w:r>
+        <w:t xml:space="preserve">Étapes pour reproduire :</w:t>
+      </w:r>
+    </w:p>
+    <w:p>
+      <w:r>
+        <w:t xml:space="preserve">Issue Test 02/04/2026 - 2</w:t>
+      </w:r>
+    </w:p>
+    <w:p>
+      <w:pPr>
+        <w:spacing w:before="200"/>
+      </w:pPr>
+      <w:r>
+        <w:t xml:space="preserve">Logs / Erreurs :</w:t>
+      </w:r>
+    </w:p>
+    <w:p>
+      <w:r>
+        <w:t xml:space="preserve">(copier-coller depuis le terminal)
+```shell
+Issue Test 02/04/2026 - 2
+```</w:t>
+      </w:r>
+    </w:p>
+    <w:p>
+      <w:pPr>
+        <w:spacing w:before="300"/>
+      </w:pPr>
+      <w:r>
+        <w:t xml:space="preserve">Captures d'écran :</w:t>
+      </w:r>
+    </w:p>
+    <w:p>
+      <w:pPr>
+        <w:spacing w:before="80" w:after="80"/>
+      </w:pPr>
+      <w:hyperlink w:history="1" r:id="rIdmjsdnhjbvxl-3oumdram6">
+        <w:r>
+          <w:rPr>
+            <w:rStyle w:val="[object Object]"/>
+          </w:rPr>
+          <w:t xml:space="preserve"> Capture 1 - Ctrl + clic pour suivre le lien </w:t>
+        </w:r>
+      </w:hyperlink>
+    </w:p>
+    <w:p>
+      <w:pPr>
+        <w:spacing w:after="300"/>
+      </w:pPr>
+    </w:p>
+    <w:p>
+      <w:pPr>
+        <w:pStyle w:val="Heading3"/>
+        <w:spacing w:before="300" w:after="150"/>
+      </w:pPr>
+      <w:r>
+        <w:t xml:space="preserve">Issue n°46: Issue Test 02/04/2026</w:t>
       </w:r>
     </w:p>
     <w:tbl>
@@ -444,7 +579,7 @@
     <w:p>
       <w:r>
         <w:t xml:space="preserve">utilise
-Issue Test 02/04/2026 - 2</w:t>
+Issue Test 02/04/2026</w:t>
       </w:r>
     </w:p>
     <w:p>
@@ -457,7 +592,7 @@
     </w:p>
     <w:p>
       <w:r>
-        <w:t xml:space="preserve">Issue Test 02/04/2026 - 2</w:t>
+        <w:t xml:space="preserve">Issue Test 02/04/2026</w:t>
       </w:r>
     </w:p>
     <w:p>
@@ -471,7 +606,7 @@
     <w:p>
       <w:r>
         <w:t xml:space="preserve">du bug
-Issue Test 02/04/2026 - 2</w:t>
+Issue Test 02/04/2026</w:t>
       </w:r>
     </w:p>
     <w:p>
@@ -484,7 +619,7 @@
     </w:p>
     <w:p>
       <w:r>
-        <w:t xml:space="preserve">Issue Test 02/04/2026 - 2</w:t>
+        <w:t xml:space="preserve">Issue Test 02/04/2026</w:t>
       </w:r>
     </w:p>
     <w:p>
@@ -499,7 +634,7 @@
       <w:r>
         <w:t xml:space="preserve">(copier-coller depuis le terminal)
 ```shell
-Issue Test 02/04/2026 - 2
+Issue Test 02/04/2026
 ```</w:t>
       </w:r>
     </w:p>
@@ -515,27 +650,27 @@
       <w:pPr>
         <w:spacing w:before="80" w:after="80"/>
       </w:pPr>
-      <w:hyperlink w:history="1" r:id="rIdp2pamtzsshqxxcuibmigv">
+      <w:hyperlink w:history="1" r:id="rIdt_uhzrovwg0vjdb610z1w">
         <w:r>
           <w:rPr>
             <w:rStyle w:val="[object Object]"/>
           </w:rPr>
-          <w:t xml:space="preserve"> Capture 1 - Crtrl + clic pour suivre le lien </w:t>
+          <w:t xml:space="preserve"> Capture 1 - Ctrl + clic pour suivre le lien </w:t>
         </w:r>
       </w:hyperlink>
     </w:p>
     <w:p>
       <w:pPr>
-        <w:spacing w:after="400"/>
-      </w:pPr>
-    </w:p>
-    <w:p>
-      <w:pPr>
-        <w:pStyle w:val="Heading2"/>
-        <w:spacing w:before="400" w:after="200"/>
-      </w:pPr>
-      <w:r>
-        <w:t xml:space="preserve">Issue n°46: Issue Test 02/04/2026</w:t>
+        <w:spacing w:after="300"/>
+      </w:pPr>
+    </w:p>
+    <w:p>
+      <w:pPr>
+        <w:pStyle w:val="Heading3"/>
+        <w:spacing w:before="300" w:after="150"/>
+      </w:pPr>
+      <w:r>
+        <w:t xml:space="preserve">Issue n°45: Issue Utilisateur</w:t>
       </w:r>
     </w:p>
     <w:tbl>
@@ -605,7 +740,7 @@
         <w:tc>
           <w:p>
             <w:r>
-              <w:t xml:space="preserve">02/04/2026</w:t>
+              <w:t xml:space="preserve">01/04/2026</w:t>
             </w:r>
           </w:p>
         </w:tc>
@@ -685,7 +820,7 @@
     <w:p>
       <w:r>
         <w:t xml:space="preserve">utilise
-Issue Test 02/04/2026</w:t>
+test</w:t>
       </w:r>
     </w:p>
     <w:p>
@@ -698,7 +833,7 @@
     </w:p>
     <w:p>
       <w:r>
-        <w:t xml:space="preserve">Issue Test 02/04/2026</w:t>
+        <w:t xml:space="preserve">test</w:t>
       </w:r>
     </w:p>
     <w:p>
@@ -712,7 +847,7 @@
     <w:p>
       <w:r>
         <w:t xml:space="preserve">du bug
-Issue Test 02/04/2026</w:t>
+test</w:t>
       </w:r>
     </w:p>
     <w:p>
@@ -725,7 +860,7 @@
     </w:p>
     <w:p>
       <w:r>
-        <w:t xml:space="preserve">Issue Test 02/04/2026</w:t>
+        <w:t xml:space="preserve">test</w:t>
       </w:r>
     </w:p>
     <w:p>
@@ -740,7 +875,7 @@
       <w:r>
         <w:t xml:space="preserve">(copier-coller depuis le terminal)
 ```shell
-Issue Test 02/04/2026
+test
 ```</w:t>
       </w:r>
     </w:p>
@@ -756,27 +891,27 @@
       <w:pPr>
         <w:spacing w:before="80" w:after="80"/>
       </w:pPr>
-      <w:hyperlink w:history="1" r:id="rIdzgcxkpeql6hhodofan72m">
+      <w:hyperlink w:history="1" r:id="rId1-qzxeashgs_pdefxo30m">
         <w:r>
           <w:rPr>
             <w:rStyle w:val="[object Object]"/>
           </w:rPr>
-          <w:t xml:space="preserve"> Capture 1 - Crtrl + clic pour suivre le lien </w:t>
+          <w:t xml:space="preserve"> Capture 1 - Ctrl + clic pour suivre le lien </w:t>
         </w:r>
       </w:hyperlink>
     </w:p>
     <w:p>
       <w:pPr>
-        <w:spacing w:after="400"/>
-      </w:pPr>
-    </w:p>
-    <w:p>
-      <w:pPr>
-        <w:pStyle w:val="Heading2"/>
-        <w:spacing w:before="400" w:after="200"/>
-      </w:pPr>
-      <w:r>
-        <w:t xml:space="preserve">Issue n°45: Issue Utilisateur</w:t>
+        <w:spacing w:after="300"/>
+      </w:pPr>
+    </w:p>
+    <w:p>
+      <w:pPr>
+        <w:pStyle w:val="Heading3"/>
+        <w:spacing w:before="300" w:after="150"/>
+      </w:pPr>
+      <w:r>
+        <w:t xml:space="preserve">Issue n°43: Issue Utilisateur</w:t>
       </w:r>
     </w:p>
     <w:tbl>
@@ -926,7 +1061,7 @@
     <w:p>
       <w:r>
         <w:t xml:space="preserve">utilise
-test</w:t>
+git add . git rebgit add . git rebase --continue git pushase --continue git push</w:t>
       </w:r>
     </w:p>
     <w:p>
@@ -939,7 +1074,7 @@
     </w:p>
     <w:p>
       <w:r>
-        <w:t xml:space="preserve">test</w:t>
+        <w:t xml:space="preserve">git agit add . git rebase --continue git pushdd . git rebase --continue git push</w:t>
       </w:r>
     </w:p>
     <w:p>
@@ -953,7 +1088,9 @@
     <w:p>
       <w:r>
         <w:t xml:space="preserve">du bug
-test</w:t>
+git add .
+git rebase --continue
+git push</w:t>
       </w:r>
     </w:p>
     <w:p>
@@ -966,7 +1103,9 @@
     </w:p>
     <w:p>
       <w:r>
-        <w:t xml:space="preserve">test</w:t>
+        <w:t xml:space="preserve">git add .
+git rebase --continue
+git push</w:t>
       </w:r>
     </w:p>
     <w:p>
@@ -981,43 +1120,29 @@
       <w:r>
         <w:t xml:space="preserve">(copier-coller depuis le terminal)
 ```shell
-test
+git add .
+git rebase --continue
+git push
 ```</w:t>
       </w:r>
     </w:p>
     <w:p>
-      <w:pPr>
-        <w:spacing w:before="300"/>
-      </w:pPr>
-      <w:r>
-        <w:t xml:space="preserve">Captures d'écran :</w:t>
-      </w:r>
-    </w:p>
-    <w:p>
-      <w:pPr>
-        <w:spacing w:before="80" w:after="80"/>
-      </w:pPr>
-      <w:hyperlink w:history="1" r:id="rId1a-gchnsrndlw_kdsqlf1">
-        <w:r>
-          <w:rPr>
-            <w:rStyle w:val="[object Object]"/>
-          </w:rPr>
-          <w:t xml:space="preserve"> Capture 1 - Crtrl + clic pour suivre le lien </w:t>
-        </w:r>
-      </w:hyperlink>
-    </w:p>
-    <w:p>
-      <w:pPr>
-        <w:spacing w:after="400"/>
-      </w:pPr>
-    </w:p>
-    <w:p>
-      <w:pPr>
-        <w:pStyle w:val="Heading2"/>
-        <w:spacing w:before="400" w:after="200"/>
-      </w:pPr>
-      <w:r>
-        <w:t xml:space="preserve">Issue n°44: [Back log]</w:t>
+      <w:r>
+        <w:t xml:space="preserve">(Aucune capture d'écran détectée dans cette issue)</w:t>
+      </w:r>
+    </w:p>
+    <w:p>
+      <w:pPr>
+        <w:spacing w:after="300"/>
+      </w:pPr>
+    </w:p>
+    <w:p>
+      <w:pPr>
+        <w:pStyle w:val="Heading3"/>
+        <w:spacing w:before="300" w:after="150"/>
+      </w:pPr>
+      <w:r>
+        <w:t xml:space="preserve">Issue n°42: Issue Test</w:t>
       </w:r>
     </w:p>
     <w:tbl>
@@ -1087,7 +1212,7 @@
         <w:tc>
           <w:p>
             <w:r>
-              <w:t xml:space="preserve">01/04/2026</w:t>
+              <w:t xml:space="preserve">31/03/2026</w:t>
             </w:r>
           </w:p>
         </w:tc>
@@ -1108,7 +1233,7 @@
         <w:tc>
           <w:p>
             <w:r>
-              <w:t xml:space="preserve">Mineur</w:t>
+              <w:t xml:space="preserve">Critique — crash / perte de donnees</w:t>
             </w:r>
           </w:p>
         </w:tc>
@@ -1119,38 +1244,110 @@
         <w:spacing w:before="200"/>
       </w:pPr>
       <w:r>
+        <w:t xml:space="preserve">Version concernée :</w:t>
+      </w:r>
+    </w:p>
+    <w:p>
+      <w:r>
+        <w:t xml:space="preserve">Halyzia concernee
+V1.7.1</w:t>
+      </w:r>
+    </w:p>
+    <w:p>
+      <w:pPr>
+        <w:spacing w:before="200"/>
+      </w:pPr>
+      <w:r>
+        <w:t xml:space="preserve">Workflow :</w:t>
+      </w:r>
+    </w:p>
+    <w:p>
+      <w:r>
+        <w:t xml:space="preserve">en cours quand le bug est apparu
+""</w:t>
+      </w:r>
+    </w:p>
+    <w:p>
+      <w:pPr>
+        <w:spacing w:before="200"/>
+      </w:pPr>
+      <w:r>
+        <w:t xml:space="preserve">Format du fichier :</w:t>
+      </w:r>
+    </w:p>
+    <w:p>
+      <w:r>
+        <w:t xml:space="preserve">du fichier EEG utilise
+.ncs</w:t>
+      </w:r>
+    </w:p>
+    <w:p>
+      <w:pPr>
+        <w:spacing w:before="200"/>
+      </w:pPr>
+      <w:r>
+        <w:t xml:space="preserve">PC utilisé :</w:t>
+      </w:r>
+    </w:p>
+    <w:p>
+      <w:r>
+        <w:t xml:space="preserve">utilise
+hhhhhhhhhhh</w:t>
+      </w:r>
+    </w:p>
+    <w:p>
+      <w:pPr>
+        <w:spacing w:before="200"/>
+      </w:pPr>
+      <w:r>
+        <w:t xml:space="preserve">Testeur :</w:t>
+      </w:r>
+    </w:p>
+    <w:p>
+      <w:r>
+        <w:t xml:space="preserve">hhhhhhhhhhh</w:t>
+      </w:r>
+    </w:p>
+    <w:p>
+      <w:pPr>
+        <w:spacing w:before="200"/>
+      </w:pPr>
+      <w:r>
         <w:t xml:space="preserve">Description :</w:t>
       </w:r>
     </w:p>
     <w:p>
       <w:r>
-        <w:t xml:space="preserve">git add . git rebase --continue git push</w:t>
-      </w:r>
-    </w:p>
-    <w:p>
-      <w:pPr>
-        <w:spacing w:before="200"/>
-      </w:pPr>
-      <w:r>
-        <w:t xml:space="preserve">Milestone :</w:t>
-      </w:r>
-    </w:p>
-    <w:p>
-      <w:r>
-        <w:t xml:space="preserve">git add . git rebase --continue git push</w:t>
-      </w:r>
-    </w:p>
-    <w:p>
-      <w:pPr>
-        <w:spacing w:before="200"/>
-      </w:pPr>
-      <w:r>
-        <w:t xml:space="preserve">Commentaire :</w:t>
-      </w:r>
-    </w:p>
-    <w:p>
-      <w:r>
-        <w:t xml:space="preserve">git add . git rebase --continue git push</w:t>
+        <w:t xml:space="preserve">du bug
+hhhhhhhhhhh</w:t>
+      </w:r>
+    </w:p>
+    <w:p>
+      <w:pPr>
+        <w:spacing w:before="200"/>
+      </w:pPr>
+      <w:r>
+        <w:t xml:space="preserve">Étapes pour reproduire :</w:t>
+      </w:r>
+    </w:p>
+    <w:p>
+      <w:r>
+        <w:t xml:space="preserve">hhhhhhhhhhh</w:t>
+      </w:r>
+    </w:p>
+    <w:p>
+      <w:pPr>
+        <w:spacing w:before="200"/>
+      </w:pPr>
+      <w:r>
+        <w:t xml:space="preserve">Logs / Erreurs :</w:t>
+      </w:r>
+    </w:p>
+    <w:p>
+      <w:r>
+        <w:t xml:space="preserve">(copier-coller depuis le terminal)
+```shell
+```</w:t>
       </w:r>
     </w:p>
     <w:p>
@@ -1160,16 +1357,16 @@
     </w:p>
     <w:p>
       <w:pPr>
-        <w:spacing w:after="400"/>
-      </w:pPr>
-    </w:p>
-    <w:p>
-      <w:pPr>
-        <w:pStyle w:val="Heading2"/>
-        <w:spacing w:before="400" w:after="200"/>
-      </w:pPr>
-      <w:r>
-        <w:t xml:space="preserve">Issue n°43: Issue Utilisateur</w:t>
+        <w:spacing w:after="300"/>
+      </w:pPr>
+    </w:p>
+    <w:p>
+      <w:pPr>
+        <w:pStyle w:val="Heading3"/>
+        <w:spacing w:before="300" w:after="150"/>
+      </w:pPr>
+      <w:r>
+        <w:t xml:space="preserve">Issue n°40: Issue Test</w:t>
       </w:r>
     </w:p>
     <w:tbl>
@@ -1239,461 +1436,6 @@
         <w:tc>
           <w:p>
             <w:r>
-              <w:t xml:space="preserve">01/04/2026</w:t>
-            </w:r>
-          </w:p>
-        </w:tc>
-        <w:tc>
-          <w:p>
-            <w:r>
-              <w:t xml:space="preserve">Open</w:t>
-            </w:r>
-          </w:p>
-        </w:tc>
-        <w:tc>
-          <w:p>
-            <w:r>
-              <w:t xml:space="preserve"/>
-            </w:r>
-          </w:p>
-        </w:tc>
-        <w:tc>
-          <w:p>
-            <w:r>
-              <w:t xml:space="preserve">Critique — crash / perte de donnees</w:t>
-            </w:r>
-          </w:p>
-        </w:tc>
-      </w:tr>
-    </w:tbl>
-    <w:p>
-      <w:pPr>
-        <w:spacing w:before="200"/>
-      </w:pPr>
-      <w:r>
-        <w:t xml:space="preserve">Version concernée :</w:t>
-      </w:r>
-    </w:p>
-    <w:p>
-      <w:r>
-        <w:t xml:space="preserve">Halyzia concernee
-V1.7.1</w:t>
-      </w:r>
-    </w:p>
-    <w:p>
-      <w:pPr>
-        <w:spacing w:before="200"/>
-      </w:pPr>
-      <w:r>
-        <w:t xml:space="preserve">Workflow :</w:t>
-      </w:r>
-    </w:p>
-    <w:p>
-      <w:r>
-        <w:t xml:space="preserve">en cours quand le bug est apparu
-""</w:t>
-      </w:r>
-    </w:p>
-    <w:p>
-      <w:pPr>
-        <w:spacing w:before="200"/>
-      </w:pPr>
-      <w:r>
-        <w:t xml:space="preserve">Format du fichier :</w:t>
-      </w:r>
-    </w:p>
-    <w:p>
-      <w:r>
-        <w:t xml:space="preserve">du fichier EEG utilise
-.ncs</w:t>
-      </w:r>
-    </w:p>
-    <w:p>
-      <w:pPr>
-        <w:spacing w:before="200"/>
-      </w:pPr>
-      <w:r>
-        <w:t xml:space="preserve">PC utilisé :</w:t>
-      </w:r>
-    </w:p>
-    <w:p>
-      <w:r>
-        <w:t xml:space="preserve">utilise
-git add . git rebgit add . git rebase --continue git pushase --continue git push</w:t>
-      </w:r>
-    </w:p>
-    <w:p>
-      <w:pPr>
-        <w:spacing w:before="200"/>
-      </w:pPr>
-      <w:r>
-        <w:t xml:space="preserve">Testeur :</w:t>
-      </w:r>
-    </w:p>
-    <w:p>
-      <w:r>
-        <w:t xml:space="preserve">git agit add . git rebase --continue git pushdd . git rebase --continue git push</w:t>
-      </w:r>
-    </w:p>
-    <w:p>
-      <w:pPr>
-        <w:spacing w:before="200"/>
-      </w:pPr>
-      <w:r>
-        <w:t xml:space="preserve">Description :</w:t>
-      </w:r>
-    </w:p>
-    <w:p>
-      <w:r>
-        <w:t xml:space="preserve">du bug
-git add .
-git rebase --continue
-git push</w:t>
-      </w:r>
-    </w:p>
-    <w:p>
-      <w:pPr>
-        <w:spacing w:before="200"/>
-      </w:pPr>
-      <w:r>
-        <w:t xml:space="preserve">Étapes pour reproduire :</w:t>
-      </w:r>
-    </w:p>
-    <w:p>
-      <w:r>
-        <w:t xml:space="preserve">git add .
-git rebase --continue
-git push</w:t>
-      </w:r>
-    </w:p>
-    <w:p>
-      <w:pPr>
-        <w:spacing w:before="200"/>
-      </w:pPr>
-      <w:r>
-        <w:t xml:space="preserve">Logs / Erreurs :</w:t>
-      </w:r>
-    </w:p>
-    <w:p>
-      <w:r>
-        <w:t xml:space="preserve">(copier-coller depuis le terminal)
-```shell
-git add .
-git rebase --continue
-git push
-```</w:t>
-      </w:r>
-    </w:p>
-    <w:p>
-      <w:r>
-        <w:t xml:space="preserve">(Aucune capture d'écran détectée dans cette issue)</w:t>
-      </w:r>
-    </w:p>
-    <w:p>
-      <w:pPr>
-        <w:spacing w:after="400"/>
-      </w:pPr>
-    </w:p>
-    <w:p>
-      <w:pPr>
-        <w:pStyle w:val="Heading2"/>
-        <w:spacing w:before="400" w:after="200"/>
-      </w:pPr>
-      <w:r>
-        <w:t xml:space="preserve">Issue n°42: Issue Test</w:t>
-      </w:r>
-    </w:p>
-    <w:tbl>
-      <w:tblPr>
-        <w:tblW w:type="pct" w:w="100%"/>
-        <w:tblBorders>
-          <w:top w:val="single"/>
-          <w:left w:val="single" w:color="auto" w:sz="4"/>
-          <w:bottom w:val="single"/>
-          <w:right w:val="single" w:color="auto" w:sz="4"/>
-          <w:insideH w:val="single" w:color="auto" w:sz="4"/>
-          <w:insideV w:val="single" w:color="auto" w:sz="4"/>
-        </w:tblBorders>
-      </w:tblPr>
-      <w:tblGrid>
-        <w:gridCol w:w="100"/>
-        <w:gridCol w:w="100"/>
-        <w:gridCol w:w="100"/>
-        <w:gridCol w:w="100"/>
-        <w:gridCol w:w="100"/>
-      </w:tblGrid>
-      <w:tr>
-        <w:tc>
-          <w:p>
-            <w:r>
-              <w:t xml:space="preserve">Nom</w:t>
-            </w:r>
-          </w:p>
-        </w:tc>
-        <w:tc>
-          <w:p>
-            <w:r>
-              <w:t xml:space="preserve">Date</w:t>
-            </w:r>
-          </w:p>
-        </w:tc>
-        <w:tc>
-          <w:p>
-            <w:r>
-              <w:t xml:space="preserve">Statut</w:t>
-            </w:r>
-          </w:p>
-        </w:tc>
-        <w:tc>
-          <w:p>
-            <w:r>
-              <w:t xml:space="preserve">Remarque</w:t>
-            </w:r>
-          </w:p>
-        </w:tc>
-        <w:tc>
-          <w:p>
-            <w:r>
-              <w:t xml:space="preserve">Gravité</w:t>
-            </w:r>
-          </w:p>
-        </w:tc>
-      </w:tr>
-      <w:tr>
-        <w:tc>
-          <w:p>
-            <w:r>
-              <w:t xml:space="preserve">Messaouda-H</w:t>
-            </w:r>
-          </w:p>
-        </w:tc>
-        <w:tc>
-          <w:p>
-            <w:r>
-              <w:t xml:space="preserve">31/03/2026</w:t>
-            </w:r>
-          </w:p>
-        </w:tc>
-        <w:tc>
-          <w:p>
-            <w:r>
-              <w:t xml:space="preserve">Open</w:t>
-            </w:r>
-          </w:p>
-        </w:tc>
-        <w:tc>
-          <w:p>
-            <w:r>
-              <w:t xml:space="preserve"/>
-            </w:r>
-          </w:p>
-        </w:tc>
-        <w:tc>
-          <w:p>
-            <w:r>
-              <w:t xml:space="preserve">Critique — crash / perte de donnees</w:t>
-            </w:r>
-          </w:p>
-        </w:tc>
-      </w:tr>
-    </w:tbl>
-    <w:p>
-      <w:pPr>
-        <w:spacing w:before="200"/>
-      </w:pPr>
-      <w:r>
-        <w:t xml:space="preserve">Version concernée :</w:t>
-      </w:r>
-    </w:p>
-    <w:p>
-      <w:r>
-        <w:t xml:space="preserve">Halyzia concernee
-V1.7.1</w:t>
-      </w:r>
-    </w:p>
-    <w:p>
-      <w:pPr>
-        <w:spacing w:before="200"/>
-      </w:pPr>
-      <w:r>
-        <w:t xml:space="preserve">Workflow :</w:t>
-      </w:r>
-    </w:p>
-    <w:p>
-      <w:r>
-        <w:t xml:space="preserve">en cours quand le bug est apparu
-""</w:t>
-      </w:r>
-    </w:p>
-    <w:p>
-      <w:pPr>
-        <w:spacing w:before="200"/>
-      </w:pPr>
-      <w:r>
-        <w:t xml:space="preserve">Format du fichier :</w:t>
-      </w:r>
-    </w:p>
-    <w:p>
-      <w:r>
-        <w:t xml:space="preserve">du fichier EEG utilise
-.ncs</w:t>
-      </w:r>
-    </w:p>
-    <w:p>
-      <w:pPr>
-        <w:spacing w:before="200"/>
-      </w:pPr>
-      <w:r>
-        <w:t xml:space="preserve">PC utilisé :</w:t>
-      </w:r>
-    </w:p>
-    <w:p>
-      <w:r>
-        <w:t xml:space="preserve">utilise
-hhhhhhhhhhh</w:t>
-      </w:r>
-    </w:p>
-    <w:p>
-      <w:pPr>
-        <w:spacing w:before="200"/>
-      </w:pPr>
-      <w:r>
-        <w:t xml:space="preserve">Testeur :</w:t>
-      </w:r>
-    </w:p>
-    <w:p>
-      <w:r>
-        <w:t xml:space="preserve">hhhhhhhhhhh</w:t>
-      </w:r>
-    </w:p>
-    <w:p>
-      <w:pPr>
-        <w:spacing w:before="200"/>
-      </w:pPr>
-      <w:r>
-        <w:t xml:space="preserve">Description :</w:t>
-      </w:r>
-    </w:p>
-    <w:p>
-      <w:r>
-        <w:t xml:space="preserve">du bug
-hhhhhhhhhhh</w:t>
-      </w:r>
-    </w:p>
-    <w:p>
-      <w:pPr>
-        <w:spacing w:before="200"/>
-      </w:pPr>
-      <w:r>
-        <w:t xml:space="preserve">Étapes pour reproduire :</w:t>
-      </w:r>
-    </w:p>
-    <w:p>
-      <w:r>
-        <w:t xml:space="preserve">hhhhhhhhhhh</w:t>
-      </w:r>
-    </w:p>
-    <w:p>
-      <w:pPr>
-        <w:spacing w:before="200"/>
-      </w:pPr>
-      <w:r>
-        <w:t xml:space="preserve">Logs / Erreurs :</w:t>
-      </w:r>
-    </w:p>
-    <w:p>
-      <w:r>
-        <w:t xml:space="preserve">(copier-coller depuis le terminal)
-```shell
-```</w:t>
-      </w:r>
-    </w:p>
-    <w:p>
-      <w:r>
-        <w:t xml:space="preserve">(Aucune capture d'écran détectée dans cette issue)</w:t>
-      </w:r>
-    </w:p>
-    <w:p>
-      <w:pPr>
-        <w:spacing w:after="400"/>
-      </w:pPr>
-    </w:p>
-    <w:p>
-      <w:pPr>
-        <w:pStyle w:val="Heading2"/>
-        <w:spacing w:before="400" w:after="200"/>
-      </w:pPr>
-      <w:r>
-        <w:t xml:space="preserve">Issue n°40: Issue Test</w:t>
-      </w:r>
-    </w:p>
-    <w:tbl>
-      <w:tblPr>
-        <w:tblW w:type="pct" w:w="100%"/>
-        <w:tblBorders>
-          <w:top w:val="single"/>
-          <w:left w:val="single" w:color="auto" w:sz="4"/>
-          <w:bottom w:val="single"/>
-          <w:right w:val="single" w:color="auto" w:sz="4"/>
-          <w:insideH w:val="single" w:color="auto" w:sz="4"/>
-          <w:insideV w:val="single" w:color="auto" w:sz="4"/>
-        </w:tblBorders>
-      </w:tblPr>
-      <w:tblGrid>
-        <w:gridCol w:w="100"/>
-        <w:gridCol w:w="100"/>
-        <w:gridCol w:w="100"/>
-        <w:gridCol w:w="100"/>
-        <w:gridCol w:w="100"/>
-      </w:tblGrid>
-      <w:tr>
-        <w:tc>
-          <w:p>
-            <w:r>
-              <w:t xml:space="preserve">Nom</w:t>
-            </w:r>
-          </w:p>
-        </w:tc>
-        <w:tc>
-          <w:p>
-            <w:r>
-              <w:t xml:space="preserve">Date</w:t>
-            </w:r>
-          </w:p>
-        </w:tc>
-        <w:tc>
-          <w:p>
-            <w:r>
-              <w:t xml:space="preserve">Statut</w:t>
-            </w:r>
-          </w:p>
-        </w:tc>
-        <w:tc>
-          <w:p>
-            <w:r>
-              <w:t xml:space="preserve">Remarque</w:t>
-            </w:r>
-          </w:p>
-        </w:tc>
-        <w:tc>
-          <w:p>
-            <w:r>
-              <w:t xml:space="preserve">Gravité</w:t>
-            </w:r>
-          </w:p>
-        </w:tc>
-      </w:tr>
-      <w:tr>
-        <w:tc>
-          <w:p>
-            <w:r>
-              <w:t xml:space="preserve">Messaouda-H</w:t>
-            </w:r>
-          </w:p>
-        </w:tc>
-        <w:tc>
-          <w:p>
-            <w:r>
               <w:t xml:space="preserve">31/03/2026</w:t>
             </w:r>
           </w:p>
@@ -1840,259 +1582,7 @@
     </w:p>
     <w:p>
       <w:pPr>
-        <w:spacing w:after="400"/>
-      </w:pPr>
-    </w:p>
-    <w:p>
-      <w:pPr>
-        <w:pStyle w:val="Heading2"/>
-        <w:spacing w:before="400" w:after="200"/>
-      </w:pPr>
-      <w:r>
-        <w:t xml:space="preserve">Issue n°39: it will work</w:t>
-      </w:r>
-    </w:p>
-    <w:tbl>
-      <w:tblPr>
-        <w:tblW w:type="pct" w:w="100%"/>
-        <w:tblBorders>
-          <w:top w:val="single"/>
-          <w:left w:val="single" w:color="auto" w:sz="4"/>
-          <w:bottom w:val="single"/>
-          <w:right w:val="single" w:color="auto" w:sz="4"/>
-          <w:insideH w:val="single" w:color="auto" w:sz="4"/>
-          <w:insideV w:val="single" w:color="auto" w:sz="4"/>
-        </w:tblBorders>
-      </w:tblPr>
-      <w:tblGrid>
-        <w:gridCol w:w="100"/>
-        <w:gridCol w:w="100"/>
-        <w:gridCol w:w="100"/>
-        <w:gridCol w:w="100"/>
-        <w:gridCol w:w="100"/>
-      </w:tblGrid>
-      <w:tr>
-        <w:tc>
-          <w:p>
-            <w:r>
-              <w:t xml:space="preserve">Nom</w:t>
-            </w:r>
-          </w:p>
-        </w:tc>
-        <w:tc>
-          <w:p>
-            <w:r>
-              <w:t xml:space="preserve">Date</w:t>
-            </w:r>
-          </w:p>
-        </w:tc>
-        <w:tc>
-          <w:p>
-            <w:r>
-              <w:t xml:space="preserve">Statut</w:t>
-            </w:r>
-          </w:p>
-        </w:tc>
-        <w:tc>
-          <w:p>
-            <w:r>
-              <w:t xml:space="preserve">Remarque</w:t>
-            </w:r>
-          </w:p>
-        </w:tc>
-        <w:tc>
-          <w:p>
-            <w:r>
-              <w:t xml:space="preserve">Gravité</w:t>
-            </w:r>
-          </w:p>
-        </w:tc>
-      </w:tr>
-      <w:tr>
-        <w:tc>
-          <w:p>
-            <w:r>
-              <w:t xml:space="preserve">Messaouda-H</w:t>
-            </w:r>
-          </w:p>
-        </w:tc>
-        <w:tc>
-          <w:p>
-            <w:r>
-              <w:t xml:space="preserve">30/03/2026</w:t>
-            </w:r>
-          </w:p>
-        </w:tc>
-        <w:tc>
-          <w:p>
-            <w:r>
-              <w:t xml:space="preserve">Open</w:t>
-            </w:r>
-          </w:p>
-        </w:tc>
-        <w:tc>
-          <w:p>
-            <w:r>
-              <w:t xml:space="preserve"/>
-            </w:r>
-          </w:p>
-        </w:tc>
-        <w:tc>
-          <w:p>
-            <w:r>
-              <w:t xml:space="preserve">Mineur</w:t>
-            </w:r>
-          </w:p>
-        </w:tc>
-      </w:tr>
-    </w:tbl>
-    <w:p>
-      <w:pPr>
-        <w:spacing w:before="200"/>
-      </w:pPr>
-      <w:r>
-        <w:t xml:space="preserve">Description :</w:t>
-      </w:r>
-    </w:p>
-    <w:p>
-      <w:r>
-        <w:t xml:space="preserve">it will work</w:t>
-      </w:r>
-    </w:p>
-    <w:p>
-      <w:r>
-        <w:t xml:space="preserve">(Aucune capture d'écran détectée dans cette issue)</w:t>
-      </w:r>
-    </w:p>
-    <w:p>
-      <w:pPr>
-        <w:spacing w:after="400"/>
-      </w:pPr>
-    </w:p>
-    <w:p>
-      <w:pPr>
-        <w:pStyle w:val="Heading2"/>
-        <w:spacing w:before="400" w:after="200"/>
-      </w:pPr>
-      <w:r>
-        <w:t xml:space="preserve">Issue n°38: back_log_mima_last</w:t>
-      </w:r>
-    </w:p>
-    <w:tbl>
-      <w:tblPr>
-        <w:tblW w:type="pct" w:w="100%"/>
-        <w:tblBorders>
-          <w:top w:val="single"/>
-          <w:left w:val="single" w:color="auto" w:sz="4"/>
-          <w:bottom w:val="single"/>
-          <w:right w:val="single" w:color="auto" w:sz="4"/>
-          <w:insideH w:val="single" w:color="auto" w:sz="4"/>
-          <w:insideV w:val="single" w:color="auto" w:sz="4"/>
-        </w:tblBorders>
-      </w:tblPr>
-      <w:tblGrid>
-        <w:gridCol w:w="100"/>
-        <w:gridCol w:w="100"/>
-        <w:gridCol w:w="100"/>
-        <w:gridCol w:w="100"/>
-        <w:gridCol w:w="100"/>
-      </w:tblGrid>
-      <w:tr>
-        <w:tc>
-          <w:p>
-            <w:r>
-              <w:t xml:space="preserve">Nom</w:t>
-            </w:r>
-          </w:p>
-        </w:tc>
-        <w:tc>
-          <w:p>
-            <w:r>
-              <w:t xml:space="preserve">Date</w:t>
-            </w:r>
-          </w:p>
-        </w:tc>
-        <w:tc>
-          <w:p>
-            <w:r>
-              <w:t xml:space="preserve">Statut</w:t>
-            </w:r>
-          </w:p>
-        </w:tc>
-        <w:tc>
-          <w:p>
-            <w:r>
-              <w:t xml:space="preserve">Remarque</w:t>
-            </w:r>
-          </w:p>
-        </w:tc>
-        <w:tc>
-          <w:p>
-            <w:r>
-              <w:t xml:space="preserve">Gravité</w:t>
-            </w:r>
-          </w:p>
-        </w:tc>
-      </w:tr>
-      <w:tr>
-        <w:tc>
-          <w:p>
-            <w:r>
-              <w:t xml:space="preserve">Messaouda-H</w:t>
-            </w:r>
-          </w:p>
-        </w:tc>
-        <w:tc>
-          <w:p>
-            <w:r>
-              <w:t xml:space="preserve">30/03/2026</w:t>
-            </w:r>
-          </w:p>
-        </w:tc>
-        <w:tc>
-          <w:p>
-            <w:r>
-              <w:t xml:space="preserve">Open</w:t>
-            </w:r>
-          </w:p>
-        </w:tc>
-        <w:tc>
-          <w:p>
-            <w:r>
-              <w:t xml:space="preserve"/>
-            </w:r>
-          </w:p>
-        </w:tc>
-        <w:tc>
-          <w:p>
-            <w:r>
-              <w:t xml:space="preserve">Mineur</w:t>
-            </w:r>
-          </w:p>
-        </w:tc>
-      </w:tr>
-    </w:tbl>
-    <w:p>
-      <w:pPr>
-        <w:spacing w:before="200"/>
-      </w:pPr>
-      <w:r>
-        <w:t xml:space="preserve">Description :</w:t>
-      </w:r>
-    </w:p>
-    <w:p>
-      <w:r>
-        <w:t xml:space="preserve">mima log</w:t>
-      </w:r>
-    </w:p>
-    <w:p>
-      <w:r>
-        <w:t xml:space="preserve">(Aucune capture d'écran détectée dans cette issue)</w:t>
-      </w:r>
-    </w:p>
-    <w:p>
-      <w:pPr>
-        <w:spacing w:after="400"/>
+        <w:spacing w:after="300"/>
       </w:pPr>
     </w:p>
     <w:sectPr>
